--- a/CNPM2_1150080163_NguyenThanhViet_Buoi8.docx
+++ b/CNPM2_1150080163_NguyenThanhViet_Buoi8.docx
@@ -411,20 +411,17 @@
       <w:pPr>
         <w:rPr>
           <w:rFonts w:ascii="Times New Roman" w:hAnsi="Times New Roman" w:cs="Times New Roman"/>
-          <w:lang/>
         </w:rPr>
       </w:pPr>
       <w:r>
         <w:rPr>
           <w:rFonts w:ascii="Times New Roman" w:hAnsi="Times New Roman" w:cs="Times New Roman"/>
-          <w:lang/>
         </w:rPr>
         <w:t>Cấu trúc phân rã công việc (WBS) là một cái nhìn tổng thể về dự án, thể hiện toàn bộ khối lượng công việc mà dự án bao gồm.</w:t>
       </w:r>
       <w:r>
         <w:rPr>
           <w:rFonts w:ascii="Times New Roman" w:hAnsi="Times New Roman" w:cs="Times New Roman"/>
-          <w:lang/>
         </w:rPr>
         <w:br/>
         <w:t>Đây là một công cụ giúp truyền đạt dễ dàng các công việc và quy trình cần thiết để thực hiện dự án.</w:t>
@@ -434,13 +431,11 @@
       <w:pPr>
         <w:rPr>
           <w:rFonts w:ascii="Times New Roman" w:hAnsi="Times New Roman" w:cs="Times New Roman"/>
-          <w:lang/>
         </w:rPr>
       </w:pPr>
       <w:r>
         <w:rPr>
           <w:rFonts w:ascii="Times New Roman" w:hAnsi="Times New Roman" w:cs="Times New Roman"/>
-          <w:lang/>
         </w:rPr>
         <w:t>Người quản lý dự án (Project Manager) và nhóm dự án sử dụng WBS để xây dựng tiến độ dự án, xác định nhu cầu nguồn lực và chi phí.</w:t>
       </w:r>
@@ -449,20 +444,17 @@
       <w:pPr>
         <w:rPr>
           <w:rFonts w:ascii="Times New Roman" w:hAnsi="Times New Roman" w:cs="Times New Roman"/>
-          <w:lang/>
         </w:rPr>
       </w:pPr>
       <w:r>
         <w:rPr>
           <w:rFonts w:ascii="Times New Roman" w:hAnsi="Times New Roman" w:cs="Times New Roman"/>
-          <w:lang/>
         </w:rPr>
         <w:t>Có nhiều cách khác nhau để trình bày WBS cho dự án của bạn; mẫu này cung cấp nhiều bố cục phổ biến nhất mà bạn có thể lựa chọn.</w:t>
       </w:r>
       <w:r>
         <w:rPr>
           <w:rFonts w:ascii="Times New Roman" w:hAnsi="Times New Roman" w:cs="Times New Roman"/>
-          <w:lang/>
         </w:rPr>
         <w:br/>
         <w:t>Tùy thuộc vào vị trí bạn đặt WBS trong kế hoạch dự án (Project Plan), một bố cục khác nhau có thể phù hợp hơn.</w:t>
@@ -472,20 +464,17 @@
       <w:pPr>
         <w:rPr>
           <w:rFonts w:ascii="Times New Roman" w:hAnsi="Times New Roman" w:cs="Times New Roman"/>
-          <w:lang/>
         </w:rPr>
       </w:pPr>
       <w:r>
         <w:rPr>
           <w:rFonts w:ascii="Times New Roman" w:hAnsi="Times New Roman" w:cs="Times New Roman"/>
-          <w:lang/>
         </w:rPr>
         <w:t>Ví dụ: nhiều nhà quản lý dự án thường chèn WBS cấp cao vào phần chính của kế hoạch dự án, sau đó đưa phiên bản chi tiết hơn vào phụ lục.</w:t>
       </w:r>
       <w:r>
         <w:rPr>
           <w:rFonts w:ascii="Times New Roman" w:hAnsi="Times New Roman" w:cs="Times New Roman"/>
-          <w:lang/>
         </w:rPr>
         <w:br/>
         <w:t>Bạn cũng có thể thấy rằng mình thích một bố cục khác nhau cho WBS cấp cao và WBS chi tiết.</w:t>
@@ -495,20 +484,17 @@
       <w:pPr>
         <w:rPr>
           <w:rFonts w:ascii="Times New Roman" w:hAnsi="Times New Roman" w:cs="Times New Roman"/>
-          <w:lang/>
         </w:rPr>
       </w:pPr>
       <w:r>
         <w:rPr>
           <w:rFonts w:ascii="Times New Roman" w:hAnsi="Times New Roman" w:cs="Times New Roman"/>
-          <w:lang/>
         </w:rPr>
         <w:t>Để tiết kiệm không gian trong mẫu này, chúng tôi chỉ trình bày các ví dụ WBS đến cấp độ thứ ba.</w:t>
       </w:r>
       <w:r>
         <w:rPr>
           <w:rFonts w:ascii="Times New Roman" w:hAnsi="Times New Roman" w:cs="Times New Roman"/>
-          <w:lang/>
         </w:rPr>
         <w:br/>
         <w:t>Trong dự án thực tế, bạn nên phát triển chi tiết hơn theo quy tắc “8 đến 80”, nghĩa là mỗi gói công việc (Work Package) nên chứa khối lượng công việc từ 8 đến 80 giờ để hoàn thành.</w:t>
@@ -518,13 +504,11 @@
       <w:pPr>
         <w:rPr>
           <w:rFonts w:ascii="Times New Roman" w:hAnsi="Times New Roman" w:cs="Times New Roman"/>
-          <w:lang/>
         </w:rPr>
       </w:pPr>
       <w:r>
         <w:rPr>
           <w:rFonts w:ascii="Times New Roman" w:hAnsi="Times New Roman" w:cs="Times New Roman"/>
-          <w:lang/>
         </w:rPr>
         <w:t>Cấu trúc phân rã công việc (WBS) được trình bày ở đây đại diện cho toàn bộ công việc cần thiết để hoàn thành dự án.</w:t>
       </w:r>
@@ -922,23 +906,7 @@
           <w:sz w:val="26"/>
           <w:szCs w:val="26"/>
         </w:rPr>
-        <w:t xml:space="preserve">Cài đặt môi trường phát triển (Flutter, </w:t>
-      </w:r>
-      <w:r>
-        <w:rPr>
-          <w:rFonts w:ascii="Times New Roman" w:hAnsi="Times New Roman"/>
-          <w:sz w:val="26"/>
-          <w:szCs w:val="26"/>
-        </w:rPr>
-        <w:t>Nodejs</w:t>
-      </w:r>
-      <w:r>
-        <w:rPr>
-          <w:rFonts w:ascii="Times New Roman" w:hAnsi="Times New Roman"/>
-          <w:sz w:val="26"/>
-          <w:szCs w:val="26"/>
-        </w:rPr>
-        <w:t>, PostgreSQL)</w:t>
+        <w:t>Cài đặt môi trường phát triển (Flutter, Nodejs, PostgreSQL)</w:t>
       </w:r>
     </w:p>
     <w:p>
@@ -966,23 +934,7 @@
           <w:szCs w:val="26"/>
         </w:rPr>
         <w:br/>
-        <w:t>1.3.3. Phát triển API Backend (</w:t>
-      </w:r>
-      <w:r>
-        <w:rPr>
-          <w:rFonts w:ascii="Times New Roman" w:hAnsi="Times New Roman"/>
-          <w:sz w:val="26"/>
-          <w:szCs w:val="26"/>
-        </w:rPr>
-        <w:t>Nodejs</w:t>
-      </w:r>
-      <w:r>
-        <w:rPr>
-          <w:rFonts w:ascii="Times New Roman" w:hAnsi="Times New Roman"/>
-          <w:sz w:val="26"/>
-          <w:szCs w:val="26"/>
-        </w:rPr>
-        <w:t>)</w:t>
+        <w:t>1.3.3. Phát triển API Backend (Nodejs)</w:t>
       </w:r>
       <w:r>
         <w:rPr>
@@ -1491,7 +1443,15 @@
                 <w:sz w:val="24"/>
                 <w:szCs w:val="24"/>
               </w:rPr>
-              <w:t>Khởi tạo dự án</w:t>
+              <w:t>Kh</w:t>
+            </w:r>
+            <w:r>
+              <w:rPr>
+                <w:rFonts w:ascii="Times New Roman" w:hAnsi="Times New Roman"/>
+                <w:sz w:val="24"/>
+                <w:szCs w:val="24"/>
+              </w:rPr>
+              <w:t>ảo sát và phân tích</w:t>
             </w:r>
           </w:p>
         </w:tc>
@@ -1565,11 +1525,10 @@
             <w:r>
               <w:rPr>
                 <w:rFonts w:ascii="Times New Roman" w:hAnsi="Times New Roman"/>
-                <w:sz w:val="26"/>
-                <w:szCs w:val="26"/>
-                <w:lang w:val="vi-VN"/>
-              </w:rPr>
-              <w:t>Thu thập yêu cầu và đánh giá tính khả thi</w:t>
+                <w:sz w:val="24"/>
+                <w:szCs w:val="24"/>
+              </w:rPr>
+              <w:t>Khảo sát nghiệp vụ</w:t>
             </w:r>
           </w:p>
         </w:tc>
@@ -1643,11 +1602,10 @@
             <w:r>
               <w:rPr>
                 <w:rFonts w:ascii="Times New Roman" w:hAnsi="Times New Roman"/>
-                <w:sz w:val="26"/>
-                <w:szCs w:val="26"/>
-                <w:lang w:val="vi-VN"/>
-              </w:rPr>
-              <w:t>Xây dựng bản điều lệ dự án</w:t>
+                <w:sz w:val="24"/>
+                <w:szCs w:val="24"/>
+              </w:rPr>
+              <w:t>Phân tích yêu cầu nghiệp vụ</w:t>
             </w:r>
           </w:p>
         </w:tc>
@@ -1716,12 +1674,9 @@
             </w:pPr>
             <w:r>
               <w:rPr>
-                <w:rFonts w:ascii="Times New Roman" w:hAnsi="Times New Roman" w:cs="Times New Roman"/>
-                <w:sz w:val="26"/>
-                <w:szCs w:val="26"/>
-                <w:lang w:val="vi-VN"/>
-              </w:rPr>
-              <w:t>Nộp bản điều lệ dự án</w:t>
+                <w:rFonts w:ascii="Times New Roman" w:eastAsia="Calibri" w:hAnsi="Times New Roman" w:cs="Times New Roman"/>
+              </w:rPr>
+              <w:t>Thiết kế sơ đồ tổng quan</w:t>
             </w:r>
           </w:p>
         </w:tc>
@@ -1774,7 +1729,15 @@
                 <w:sz w:val="24"/>
                 <w:szCs w:val="24"/>
               </w:rPr>
-              <w:t>1.1.4</w:t>
+              <w:t>1.1.</w:t>
+            </w:r>
+            <w:r>
+              <w:rPr>
+                <w:rFonts w:ascii="Times New Roman" w:hAnsi="Times New Roman"/>
+                <w:sz w:val="24"/>
+                <w:szCs w:val="24"/>
+              </w:rPr>
+              <w:t>4</w:t>
             </w:r>
           </w:p>
         </w:tc>
@@ -1790,12 +1753,9 @@
             </w:pPr>
             <w:r>
               <w:rPr>
-                <w:rFonts w:ascii="Times New Roman" w:hAnsi="Times New Roman" w:cs="Times New Roman"/>
-                <w:sz w:val="26"/>
-                <w:szCs w:val="26"/>
-                <w:lang w:val="vi-VN"/>
-              </w:rPr>
-              <w:t>Giảng viên phản hồi bản điều lệ</w:t>
+                <w:rFonts w:ascii="Times New Roman" w:eastAsia="Calibri" w:hAnsi="Times New Roman" w:cs="Times New Roman"/>
+              </w:rPr>
+              <w:t>Thiết kế cơ sở dữ liệu</w:t>
             </w:r>
           </w:p>
         </w:tc>
@@ -1824,7 +1784,7 @@
                 <w:sz w:val="24"/>
                 <w:szCs w:val="24"/>
               </w:rPr>
-              <w:t>3</w:t>
+              <w:t>2</w:t>
             </w:r>
           </w:p>
         </w:tc>
@@ -1848,7 +1808,7 @@
                 <w:sz w:val="24"/>
                 <w:szCs w:val="24"/>
               </w:rPr>
-              <w:t>1.1.5</w:t>
+              <w:t>1.2</w:t>
             </w:r>
           </w:p>
         </w:tc>
@@ -1864,12 +1824,9 @@
             </w:pPr>
             <w:r>
               <w:rPr>
-                <w:rFonts w:ascii="Times New Roman" w:hAnsi="Times New Roman" w:cs="Times New Roman"/>
-                <w:sz w:val="26"/>
-                <w:szCs w:val="26"/>
-                <w:lang w:val="vi-VN"/>
-              </w:rPr>
-              <w:t>Phê duyệt bản điều lệ dự án</w:t>
+                <w:rFonts w:ascii="Times New Roman" w:eastAsia="Calibri" w:hAnsi="Times New Roman" w:cs="Times New Roman"/>
+              </w:rPr>
+              <w:t>Phát triển backend</w:t>
             </w:r>
           </w:p>
         </w:tc>
@@ -1898,7 +1855,7 @@
                 <w:sz w:val="24"/>
                 <w:szCs w:val="24"/>
               </w:rPr>
-              <w:t>2</w:t>
+              <w:t>3</w:t>
             </w:r>
           </w:p>
         </w:tc>
@@ -1922,7 +1879,7 @@
                 <w:sz w:val="24"/>
                 <w:szCs w:val="24"/>
               </w:rPr>
-              <w:t>1.2</w:t>
+              <w:t>1.2.1</w:t>
             </w:r>
           </w:p>
         </w:tc>
@@ -1943,7 +1900,7 @@
                 <w:szCs w:val="26"/>
                 <w:lang w:val="vi-VN"/>
               </w:rPr>
-              <w:t>Lập kế hoạch</w:t>
+              <w:t>Module Xác thực cho API Đăng ký/Đăng nhập</w:t>
             </w:r>
           </w:p>
         </w:tc>
@@ -1996,7 +1953,7 @@
                 <w:sz w:val="24"/>
                 <w:szCs w:val="24"/>
               </w:rPr>
-              <w:t>1.2.1</w:t>
+              <w:t>1.2.2</w:t>
             </w:r>
           </w:p>
         </w:tc>
@@ -2017,7 +1974,7 @@
                 <w:szCs w:val="26"/>
                 <w:lang w:val="vi-VN"/>
               </w:rPr>
-              <w:t>Xác định phạm vi ban đầu</w:t>
+              <w:t>Module Quản lý Người dùng</w:t>
             </w:r>
           </w:p>
         </w:tc>
@@ -2070,7 +2027,7 @@
                 <w:sz w:val="24"/>
                 <w:szCs w:val="24"/>
               </w:rPr>
-              <w:t>1.2.2</w:t>
+              <w:t>1.2.3</w:t>
             </w:r>
           </w:p>
         </w:tc>
@@ -2091,7 +2048,7 @@
                 <w:szCs w:val="26"/>
                 <w:lang w:val="vi-VN"/>
               </w:rPr>
-              <w:t>Phân công nhóm dự án</w:t>
+              <w:t>Module Quản lý thuốc</w:t>
             </w:r>
           </w:p>
         </w:tc>
@@ -2144,7 +2101,7 @@
                 <w:sz w:val="24"/>
                 <w:szCs w:val="24"/>
               </w:rPr>
-              <w:t>1.2.3</w:t>
+              <w:t>1.2.4</w:t>
             </w:r>
           </w:p>
         </w:tc>
@@ -2165,7 +2122,7 @@
                 <w:szCs w:val="26"/>
                 <w:lang w:val="vi-VN"/>
               </w:rPr>
-              <w:t>Họp khởi động nhóm</w:t>
+              <w:t>Module Quản lý phiếu kho</w:t>
             </w:r>
           </w:p>
         </w:tc>
@@ -2194,7 +2151,7 @@
                 <w:sz w:val="24"/>
                 <w:szCs w:val="24"/>
               </w:rPr>
-              <w:t>3</w:t>
+              <w:t>2</w:t>
             </w:r>
           </w:p>
         </w:tc>
@@ -2218,7 +2175,7 @@
                 <w:sz w:val="24"/>
                 <w:szCs w:val="24"/>
               </w:rPr>
-              <w:t>1.2.4</w:t>
+              <w:t>1.3</w:t>
             </w:r>
           </w:p>
         </w:tc>
@@ -2237,9 +2194,8 @@
                 <w:rFonts w:ascii="Times New Roman" w:hAnsi="Times New Roman" w:cs="Times New Roman"/>
                 <w:sz w:val="26"/>
                 <w:szCs w:val="26"/>
-                <w:lang w:val="vi-VN"/>
-              </w:rPr>
-              <w:t>Xây dựng kế hoạch chi tiết</w:t>
+              </w:rPr>
+              <w:t>Phát triển Frontend</w:t>
             </w:r>
           </w:p>
         </w:tc>
@@ -2292,7 +2248,7 @@
                 <w:sz w:val="24"/>
                 <w:szCs w:val="24"/>
               </w:rPr>
-              <w:t>1.2.5</w:t>
+              <w:t>1.3.1</w:t>
             </w:r>
           </w:p>
         </w:tc>
@@ -2313,7 +2269,7 @@
                 <w:szCs w:val="26"/>
                 <w:lang w:val="vi-VN"/>
               </w:rPr>
-              <w:t>Trình kế hoạch cho giảng viên duyệt</w:t>
+              <w:t>Cấu hình dự án Flutter</w:t>
             </w:r>
           </w:p>
         </w:tc>
@@ -2366,7 +2322,7 @@
                 <w:sz w:val="24"/>
                 <w:szCs w:val="24"/>
               </w:rPr>
-              <w:t>1.2.6</w:t>
+              <w:t>1.3.2</w:t>
             </w:r>
           </w:p>
         </w:tc>
@@ -2387,7 +2343,7 @@
                 <w:szCs w:val="26"/>
                 <w:lang w:val="vi-VN"/>
               </w:rPr>
-              <w:t>Mốc: Phê duyệt kế hoạch</w:t>
+              <w:t>Xây dựng màn hình Đăng nhập / Đăng ký</w:t>
             </w:r>
           </w:p>
         </w:tc>
@@ -2416,7 +2372,7 @@
                 <w:sz w:val="24"/>
                 <w:szCs w:val="24"/>
               </w:rPr>
-              <w:t>2</w:t>
+              <w:t>3</w:t>
             </w:r>
           </w:p>
         </w:tc>
@@ -2440,7 +2396,7 @@
                 <w:sz w:val="24"/>
                 <w:szCs w:val="24"/>
               </w:rPr>
-              <w:t>1.3</w:t>
+              <w:t>1.3.3</w:t>
             </w:r>
           </w:p>
         </w:tc>
@@ -2461,7 +2417,7 @@
                 <w:szCs w:val="26"/>
                 <w:lang w:val="vi-VN"/>
               </w:rPr>
-              <w:t>Thực thi</w:t>
+              <w:t>Chức năng nhân viên kho (Xem thuốc hoạt động, xem thuốc hết hạn, xem thuốc săp hết hạn)</w:t>
             </w:r>
           </w:p>
         </w:tc>
@@ -2514,7 +2470,7 @@
                 <w:sz w:val="24"/>
                 <w:szCs w:val="24"/>
               </w:rPr>
-              <w:t>1.3.1</w:t>
+              <w:t>1.3.4</w:t>
             </w:r>
           </w:p>
         </w:tc>
@@ -2535,7 +2491,7 @@
                 <w:szCs w:val="26"/>
                 <w:lang w:val="vi-VN"/>
               </w:rPr>
-              <w:t>Cài đặt môi trường phát triển</w:t>
+              <w:t>Chức năng nhập/xuất phiếu kho xem tồn kho</w:t>
             </w:r>
           </w:p>
         </w:tc>
@@ -2564,7 +2520,7 @@
                 <w:sz w:val="24"/>
                 <w:szCs w:val="24"/>
               </w:rPr>
-              <w:t>3</w:t>
+              <w:t>2</w:t>
             </w:r>
           </w:p>
         </w:tc>
@@ -2588,7 +2544,7 @@
                 <w:sz w:val="24"/>
                 <w:szCs w:val="24"/>
               </w:rPr>
-              <w:t>1.3.2</w:t>
+              <w:t>1.4</w:t>
             </w:r>
           </w:p>
         </w:tc>
@@ -2609,7 +2565,7 @@
                 <w:szCs w:val="26"/>
                 <w:lang w:val="vi-VN"/>
               </w:rPr>
-              <w:t>Thiết kế kiến trúc và cơ sở dữ liệu</w:t>
+              <w:t>Tích hợp &amp; Kiểm thử</w:t>
             </w:r>
           </w:p>
         </w:tc>
@@ -2662,7 +2618,7 @@
                 <w:sz w:val="24"/>
                 <w:szCs w:val="24"/>
               </w:rPr>
-              <w:t>1.3.3</w:t>
+              <w:t>1.4.1</w:t>
             </w:r>
           </w:p>
         </w:tc>
@@ -2683,7 +2639,7 @@
                 <w:szCs w:val="26"/>
                 <w:lang w:val="vi-VN"/>
               </w:rPr>
-              <w:t>Phát triển Backend API</w:t>
+              <w:t>Tích hợp luồng (Auth, Đăng ký, nhập, xuất)</w:t>
             </w:r>
           </w:p>
         </w:tc>
@@ -2736,7 +2692,7 @@
                 <w:sz w:val="24"/>
                 <w:szCs w:val="24"/>
               </w:rPr>
-              <w:t>1.3.4</w:t>
+              <w:t>1.4.2</w:t>
             </w:r>
           </w:p>
         </w:tc>
@@ -2757,7 +2713,7 @@
                 <w:szCs w:val="26"/>
                 <w:lang w:val="vi-VN"/>
               </w:rPr>
-              <w:t>Phát triển Frontend Flutter</w:t>
+              <w:t>Kiểm thử toàn bộ hệ thống và Sửa lỗi</w:t>
             </w:r>
           </w:p>
         </w:tc>
@@ -2786,7 +2742,7 @@
                 <w:sz w:val="24"/>
                 <w:szCs w:val="24"/>
               </w:rPr>
-              <w:t>3</w:t>
+              <w:t>2</w:t>
             </w:r>
           </w:p>
         </w:tc>
@@ -2810,7 +2766,7 @@
                 <w:sz w:val="24"/>
                 <w:szCs w:val="24"/>
               </w:rPr>
-              <w:t>1.3.5</w:t>
+              <w:t>1.5</w:t>
             </w:r>
           </w:p>
         </w:tc>
@@ -2831,7 +2787,7 @@
                 <w:szCs w:val="26"/>
                 <w:lang w:val="vi-VN"/>
               </w:rPr>
-              <w:t>Tích hợp FE &amp; BE</w:t>
+              <w:t>Giai đoạn 5: Triển khai &amp; Báo cáo</w:t>
             </w:r>
           </w:p>
         </w:tc>
@@ -2884,7 +2840,7 @@
                 <w:sz w:val="24"/>
                 <w:szCs w:val="24"/>
               </w:rPr>
-              <w:t>1.3.6</w:t>
+              <w:t>1.5.1</w:t>
             </w:r>
           </w:p>
         </w:tc>
@@ -2905,7 +2861,7 @@
                 <w:szCs w:val="26"/>
                 <w:lang w:val="vi-VN"/>
               </w:rPr>
-              <w:t>Kiểm thử và gỡ lỗi</w:t>
+              <w:t>Triển khai Demo</w:t>
             </w:r>
           </w:p>
         </w:tc>
@@ -2958,7 +2914,7 @@
                 <w:sz w:val="24"/>
                 <w:szCs w:val="24"/>
               </w:rPr>
-              <w:t>1.3.7</w:t>
+              <w:t>1.5.2</w:t>
             </w:r>
           </w:p>
         </w:tc>
@@ -2979,7 +2935,7 @@
                 <w:szCs w:val="26"/>
                 <w:lang w:val="vi-VN"/>
               </w:rPr>
-              <w:t>Triển khai và chạy thử</w:t>
+              <w:t>Chuẩn bị PPT thuyết trình</w:t>
             </w:r>
           </w:p>
         </w:tc>
@@ -3032,7 +2988,7 @@
                 <w:sz w:val="24"/>
                 <w:szCs w:val="24"/>
               </w:rPr>
-              <w:t>1.3.8</w:t>
+              <w:t>1.5.3</w:t>
             </w:r>
           </w:p>
         </w:tc>
@@ -3053,895 +3009,7 @@
                 <w:szCs w:val="26"/>
                 <w:lang w:val="vi-VN"/>
               </w:rPr>
-              <w:t>Đào tạo người dùng</w:t>
-            </w:r>
-          </w:p>
-        </w:tc>
-      </w:tr>
-      <w:tr>
-        <w:trPr>
-          <w:cantSplit/>
-        </w:trPr>
-        <w:tc>
-          <w:tcPr>
-            <w:tcW w:w="982" w:type="dxa"/>
-          </w:tcPr>
-          <w:p>
-            <w:pPr>
-              <w:pStyle w:val="NoSpacing"/>
-              <w:keepNext/>
-              <w:rPr>
-                <w:rFonts w:ascii="Times New Roman" w:hAnsi="Times New Roman"/>
-                <w:sz w:val="24"/>
-                <w:szCs w:val="24"/>
-              </w:rPr>
-            </w:pPr>
-            <w:r>
-              <w:rPr>
-                <w:rFonts w:ascii="Times New Roman" w:hAnsi="Times New Roman"/>
-                <w:sz w:val="24"/>
-                <w:szCs w:val="24"/>
-              </w:rPr>
-              <w:t>3</w:t>
-            </w:r>
-          </w:p>
-        </w:tc>
-        <w:tc>
-          <w:tcPr>
-            <w:tcW w:w="1499" w:type="dxa"/>
-          </w:tcPr>
-          <w:p>
-            <w:pPr>
-              <w:pStyle w:val="NoSpacing"/>
-              <w:keepNext/>
-              <w:rPr>
-                <w:rFonts w:ascii="Times New Roman" w:hAnsi="Times New Roman"/>
-                <w:sz w:val="24"/>
-                <w:szCs w:val="24"/>
-              </w:rPr>
-            </w:pPr>
-            <w:r>
-              <w:rPr>
-                <w:rFonts w:ascii="Times New Roman" w:hAnsi="Times New Roman"/>
-                <w:sz w:val="24"/>
-                <w:szCs w:val="24"/>
-              </w:rPr>
-              <w:t>1.3.9</w:t>
-            </w:r>
-          </w:p>
-        </w:tc>
-        <w:tc>
-          <w:tcPr>
-            <w:tcW w:w="6761" w:type="dxa"/>
-          </w:tcPr>
-          <w:p>
-            <w:pPr>
-              <w:rPr>
-                <w:rFonts w:ascii="Times New Roman" w:eastAsia="Calibri" w:hAnsi="Times New Roman" w:cs="Times New Roman"/>
-              </w:rPr>
-            </w:pPr>
-            <w:r>
-              <w:rPr>
-                <w:rFonts w:ascii="Times New Roman" w:hAnsi="Times New Roman" w:cs="Times New Roman"/>
-                <w:sz w:val="26"/>
-                <w:szCs w:val="26"/>
-                <w:lang w:val="vi-VN"/>
-              </w:rPr>
-              <w:t>Vận hành chính thức</w:t>
-            </w:r>
-          </w:p>
-        </w:tc>
-      </w:tr>
-      <w:tr>
-        <w:trPr>
-          <w:cantSplit/>
-        </w:trPr>
-        <w:tc>
-          <w:tcPr>
-            <w:tcW w:w="982" w:type="dxa"/>
-          </w:tcPr>
-          <w:p>
-            <w:pPr>
-              <w:pStyle w:val="NoSpacing"/>
-              <w:keepNext/>
-              <w:rPr>
-                <w:rFonts w:ascii="Times New Roman" w:hAnsi="Times New Roman"/>
-                <w:sz w:val="24"/>
-                <w:szCs w:val="24"/>
-              </w:rPr>
-            </w:pPr>
-            <w:r>
-              <w:rPr>
-                <w:rFonts w:ascii="Times New Roman" w:hAnsi="Times New Roman"/>
-                <w:sz w:val="24"/>
-                <w:szCs w:val="24"/>
-              </w:rPr>
-              <w:t>2</w:t>
-            </w:r>
-          </w:p>
-        </w:tc>
-        <w:tc>
-          <w:tcPr>
-            <w:tcW w:w="1499" w:type="dxa"/>
-          </w:tcPr>
-          <w:p>
-            <w:pPr>
-              <w:pStyle w:val="NoSpacing"/>
-              <w:keepNext/>
-              <w:rPr>
-                <w:rFonts w:ascii="Times New Roman" w:hAnsi="Times New Roman"/>
-                <w:sz w:val="24"/>
-                <w:szCs w:val="24"/>
-              </w:rPr>
-            </w:pPr>
-            <w:r>
-              <w:rPr>
-                <w:rFonts w:ascii="Times New Roman" w:hAnsi="Times New Roman"/>
-                <w:sz w:val="24"/>
-                <w:szCs w:val="24"/>
-              </w:rPr>
-              <w:t>1.4</w:t>
-            </w:r>
-          </w:p>
-        </w:tc>
-        <w:tc>
-          <w:tcPr>
-            <w:tcW w:w="6761" w:type="dxa"/>
-          </w:tcPr>
-          <w:p>
-            <w:pPr>
-              <w:rPr>
-                <w:rFonts w:ascii="Times New Roman" w:eastAsia="Calibri" w:hAnsi="Times New Roman" w:cs="Times New Roman"/>
-              </w:rPr>
-            </w:pPr>
-            <w:r>
-              <w:rPr>
-                <w:rFonts w:ascii="Times New Roman" w:hAnsi="Times New Roman" w:cs="Times New Roman"/>
-                <w:sz w:val="26"/>
-                <w:szCs w:val="26"/>
-                <w:lang w:val="vi-VN"/>
-              </w:rPr>
-              <w:t>Kiểm soát</w:t>
-            </w:r>
-          </w:p>
-        </w:tc>
-      </w:tr>
-      <w:tr>
-        <w:trPr>
-          <w:cantSplit/>
-        </w:trPr>
-        <w:tc>
-          <w:tcPr>
-            <w:tcW w:w="982" w:type="dxa"/>
-          </w:tcPr>
-          <w:p>
-            <w:pPr>
-              <w:pStyle w:val="NoSpacing"/>
-              <w:keepNext/>
-              <w:rPr>
-                <w:rFonts w:ascii="Times New Roman" w:hAnsi="Times New Roman"/>
-                <w:sz w:val="24"/>
-                <w:szCs w:val="24"/>
-              </w:rPr>
-            </w:pPr>
-            <w:r>
-              <w:rPr>
-                <w:rFonts w:ascii="Times New Roman" w:hAnsi="Times New Roman"/>
-                <w:sz w:val="24"/>
-                <w:szCs w:val="24"/>
-              </w:rPr>
-              <w:t>3</w:t>
-            </w:r>
-          </w:p>
-        </w:tc>
-        <w:tc>
-          <w:tcPr>
-            <w:tcW w:w="1499" w:type="dxa"/>
-          </w:tcPr>
-          <w:p>
-            <w:pPr>
-              <w:pStyle w:val="NoSpacing"/>
-              <w:keepNext/>
-              <w:rPr>
-                <w:rFonts w:ascii="Times New Roman" w:hAnsi="Times New Roman"/>
-                <w:sz w:val="24"/>
-                <w:szCs w:val="24"/>
-              </w:rPr>
-            </w:pPr>
-            <w:r>
-              <w:rPr>
-                <w:rFonts w:ascii="Times New Roman" w:hAnsi="Times New Roman"/>
-                <w:sz w:val="24"/>
-                <w:szCs w:val="24"/>
-              </w:rPr>
-              <w:t>1.4.1</w:t>
-            </w:r>
-          </w:p>
-        </w:tc>
-        <w:tc>
-          <w:tcPr>
-            <w:tcW w:w="6761" w:type="dxa"/>
-          </w:tcPr>
-          <w:p>
-            <w:pPr>
-              <w:rPr>
-                <w:rFonts w:ascii="Times New Roman" w:eastAsia="Calibri" w:hAnsi="Times New Roman" w:cs="Times New Roman"/>
-              </w:rPr>
-            </w:pPr>
-            <w:r>
-              <w:rPr>
-                <w:rFonts w:ascii="Times New Roman" w:hAnsi="Times New Roman" w:cs="Times New Roman"/>
-                <w:sz w:val="26"/>
-                <w:szCs w:val="26"/>
-                <w:lang w:val="vi-VN"/>
-              </w:rPr>
-              <w:t>Quản lý tiến độ</w:t>
-            </w:r>
-          </w:p>
-        </w:tc>
-      </w:tr>
-      <w:tr>
-        <w:trPr>
-          <w:cantSplit/>
-        </w:trPr>
-        <w:tc>
-          <w:tcPr>
-            <w:tcW w:w="982" w:type="dxa"/>
-          </w:tcPr>
-          <w:p>
-            <w:pPr>
-              <w:pStyle w:val="NoSpacing"/>
-              <w:keepNext/>
-              <w:rPr>
-                <w:rFonts w:ascii="Times New Roman" w:hAnsi="Times New Roman"/>
-                <w:sz w:val="24"/>
-                <w:szCs w:val="24"/>
-              </w:rPr>
-            </w:pPr>
-            <w:r>
-              <w:rPr>
-                <w:rFonts w:ascii="Times New Roman" w:hAnsi="Times New Roman"/>
-                <w:sz w:val="24"/>
-                <w:szCs w:val="24"/>
-              </w:rPr>
-              <w:t>3</w:t>
-            </w:r>
-          </w:p>
-        </w:tc>
-        <w:tc>
-          <w:tcPr>
-            <w:tcW w:w="1499" w:type="dxa"/>
-          </w:tcPr>
-          <w:p>
-            <w:pPr>
-              <w:pStyle w:val="NoSpacing"/>
-              <w:keepNext/>
-              <w:rPr>
-                <w:rFonts w:ascii="Times New Roman" w:hAnsi="Times New Roman"/>
-                <w:sz w:val="24"/>
-                <w:szCs w:val="24"/>
-              </w:rPr>
-            </w:pPr>
-            <w:r>
-              <w:rPr>
-                <w:rFonts w:ascii="Times New Roman" w:hAnsi="Times New Roman"/>
-                <w:sz w:val="24"/>
-                <w:szCs w:val="24"/>
-              </w:rPr>
-              <w:t>1.4.2</w:t>
-            </w:r>
-          </w:p>
-        </w:tc>
-        <w:tc>
-          <w:tcPr>
-            <w:tcW w:w="6761" w:type="dxa"/>
-          </w:tcPr>
-          <w:p>
-            <w:pPr>
-              <w:rPr>
-                <w:rFonts w:ascii="Times New Roman" w:eastAsia="Calibri" w:hAnsi="Times New Roman" w:cs="Times New Roman"/>
-              </w:rPr>
-            </w:pPr>
-            <w:r>
-              <w:rPr>
-                <w:rFonts w:ascii="Times New Roman" w:hAnsi="Times New Roman" w:cs="Times New Roman"/>
-                <w:sz w:val="26"/>
-                <w:szCs w:val="26"/>
-                <w:lang w:val="vi-VN"/>
-              </w:rPr>
-              <w:t>Họp nhóm định kỳ</w:t>
-            </w:r>
-          </w:p>
-        </w:tc>
-      </w:tr>
-      <w:tr>
-        <w:trPr>
-          <w:cantSplit/>
-        </w:trPr>
-        <w:tc>
-          <w:tcPr>
-            <w:tcW w:w="982" w:type="dxa"/>
-          </w:tcPr>
-          <w:p>
-            <w:pPr>
-              <w:pStyle w:val="NoSpacing"/>
-              <w:keepNext/>
-              <w:rPr>
-                <w:rFonts w:ascii="Times New Roman" w:hAnsi="Times New Roman"/>
-                <w:sz w:val="24"/>
-                <w:szCs w:val="24"/>
-              </w:rPr>
-            </w:pPr>
-            <w:r>
-              <w:rPr>
-                <w:rFonts w:ascii="Times New Roman" w:hAnsi="Times New Roman"/>
-                <w:sz w:val="24"/>
-                <w:szCs w:val="24"/>
-              </w:rPr>
-              <w:t>3</w:t>
-            </w:r>
-          </w:p>
-        </w:tc>
-        <w:tc>
-          <w:tcPr>
-            <w:tcW w:w="1499" w:type="dxa"/>
-          </w:tcPr>
-          <w:p>
-            <w:pPr>
-              <w:pStyle w:val="NoSpacing"/>
-              <w:keepNext/>
-              <w:rPr>
-                <w:rFonts w:ascii="Times New Roman" w:hAnsi="Times New Roman"/>
-                <w:sz w:val="24"/>
-                <w:szCs w:val="24"/>
-              </w:rPr>
-            </w:pPr>
-            <w:r>
-              <w:rPr>
-                <w:rFonts w:ascii="Times New Roman" w:hAnsi="Times New Roman"/>
-                <w:sz w:val="24"/>
-                <w:szCs w:val="24"/>
-              </w:rPr>
-              <w:t>1.4.3</w:t>
-            </w:r>
-          </w:p>
-        </w:tc>
-        <w:tc>
-          <w:tcPr>
-            <w:tcW w:w="6761" w:type="dxa"/>
-          </w:tcPr>
-          <w:p>
-            <w:pPr>
-              <w:rPr>
-                <w:rFonts w:ascii="Times New Roman" w:eastAsia="Calibri" w:hAnsi="Times New Roman" w:cs="Times New Roman"/>
-              </w:rPr>
-            </w:pPr>
-            <w:r>
-              <w:rPr>
-                <w:rFonts w:ascii="Times New Roman" w:hAnsi="Times New Roman" w:cs="Times New Roman"/>
-                <w:sz w:val="26"/>
-                <w:szCs w:val="26"/>
-                <w:lang w:val="vi-VN"/>
-              </w:rPr>
-              <w:t>Quản lý rủi ro</w:t>
-            </w:r>
-          </w:p>
-        </w:tc>
-      </w:tr>
-      <w:tr>
-        <w:trPr>
-          <w:cantSplit/>
-        </w:trPr>
-        <w:tc>
-          <w:tcPr>
-            <w:tcW w:w="982" w:type="dxa"/>
-          </w:tcPr>
-          <w:p>
-            <w:pPr>
-              <w:pStyle w:val="NoSpacing"/>
-              <w:keepNext/>
-              <w:rPr>
-                <w:rFonts w:ascii="Times New Roman" w:hAnsi="Times New Roman"/>
-                <w:sz w:val="24"/>
-                <w:szCs w:val="24"/>
-              </w:rPr>
-            </w:pPr>
-            <w:r>
-              <w:rPr>
-                <w:rFonts w:ascii="Times New Roman" w:hAnsi="Times New Roman"/>
-                <w:sz w:val="24"/>
-                <w:szCs w:val="24"/>
-              </w:rPr>
-              <w:t>3</w:t>
-            </w:r>
-          </w:p>
-        </w:tc>
-        <w:tc>
-          <w:tcPr>
-            <w:tcW w:w="1499" w:type="dxa"/>
-          </w:tcPr>
-          <w:p>
-            <w:pPr>
-              <w:pStyle w:val="NoSpacing"/>
-              <w:keepNext/>
-              <w:rPr>
-                <w:rFonts w:ascii="Times New Roman" w:hAnsi="Times New Roman"/>
-                <w:sz w:val="24"/>
-                <w:szCs w:val="24"/>
-              </w:rPr>
-            </w:pPr>
-            <w:r>
-              <w:rPr>
-                <w:rFonts w:ascii="Times New Roman" w:hAnsi="Times New Roman"/>
-                <w:sz w:val="24"/>
-                <w:szCs w:val="24"/>
-              </w:rPr>
-              <w:t>1.4.4</w:t>
-            </w:r>
-          </w:p>
-        </w:tc>
-        <w:tc>
-          <w:tcPr>
-            <w:tcW w:w="6761" w:type="dxa"/>
-          </w:tcPr>
-          <w:p>
-            <w:pPr>
-              <w:rPr>
-                <w:rFonts w:ascii="Times New Roman" w:eastAsia="Calibri" w:hAnsi="Times New Roman" w:cs="Times New Roman"/>
-              </w:rPr>
-            </w:pPr>
-            <w:r>
-              <w:rPr>
-                <w:rFonts w:ascii="Times New Roman" w:hAnsi="Times New Roman" w:cs="Times New Roman"/>
-                <w:sz w:val="26"/>
-                <w:szCs w:val="26"/>
-                <w:lang w:val="vi-VN"/>
-              </w:rPr>
-              <w:t>Cập nhật kế hoạch</w:t>
-            </w:r>
-          </w:p>
-        </w:tc>
-      </w:tr>
-      <w:tr>
-        <w:trPr>
-          <w:cantSplit/>
-        </w:trPr>
-        <w:tc>
-          <w:tcPr>
-            <w:tcW w:w="982" w:type="dxa"/>
-          </w:tcPr>
-          <w:p>
-            <w:pPr>
-              <w:pStyle w:val="NoSpacing"/>
-              <w:keepNext/>
-              <w:rPr>
-                <w:rFonts w:ascii="Times New Roman" w:hAnsi="Times New Roman"/>
-                <w:sz w:val="24"/>
-                <w:szCs w:val="24"/>
-              </w:rPr>
-            </w:pPr>
-            <w:r>
-              <w:rPr>
-                <w:rFonts w:ascii="Times New Roman" w:hAnsi="Times New Roman"/>
-                <w:sz w:val="24"/>
-                <w:szCs w:val="24"/>
-              </w:rPr>
-              <w:t>2</w:t>
-            </w:r>
-          </w:p>
-        </w:tc>
-        <w:tc>
-          <w:tcPr>
-            <w:tcW w:w="1499" w:type="dxa"/>
-          </w:tcPr>
-          <w:p>
-            <w:pPr>
-              <w:pStyle w:val="NoSpacing"/>
-              <w:keepNext/>
-              <w:rPr>
-                <w:rFonts w:ascii="Times New Roman" w:hAnsi="Times New Roman"/>
-                <w:sz w:val="24"/>
-                <w:szCs w:val="24"/>
-              </w:rPr>
-            </w:pPr>
-            <w:r>
-              <w:rPr>
-                <w:rFonts w:ascii="Times New Roman" w:hAnsi="Times New Roman"/>
-                <w:sz w:val="24"/>
-                <w:szCs w:val="24"/>
-              </w:rPr>
-              <w:t>1.5</w:t>
-            </w:r>
-          </w:p>
-        </w:tc>
-        <w:tc>
-          <w:tcPr>
-            <w:tcW w:w="6761" w:type="dxa"/>
-          </w:tcPr>
-          <w:p>
-            <w:pPr>
-              <w:rPr>
-                <w:rFonts w:ascii="Times New Roman" w:eastAsia="Calibri" w:hAnsi="Times New Roman" w:cs="Times New Roman"/>
-              </w:rPr>
-            </w:pPr>
-            <w:r>
-              <w:rPr>
-                <w:rFonts w:ascii="Times New Roman" w:hAnsi="Times New Roman" w:cs="Times New Roman"/>
-                <w:sz w:val="26"/>
-                <w:szCs w:val="26"/>
-                <w:lang w:val="vi-VN"/>
-              </w:rPr>
-              <w:t>Kết thúc</w:t>
-            </w:r>
-          </w:p>
-        </w:tc>
-      </w:tr>
-      <w:tr>
-        <w:trPr>
-          <w:cantSplit/>
-        </w:trPr>
-        <w:tc>
-          <w:tcPr>
-            <w:tcW w:w="982" w:type="dxa"/>
-          </w:tcPr>
-          <w:p>
-            <w:pPr>
-              <w:pStyle w:val="NoSpacing"/>
-              <w:keepNext/>
-              <w:rPr>
-                <w:rFonts w:ascii="Times New Roman" w:hAnsi="Times New Roman"/>
-                <w:sz w:val="24"/>
-                <w:szCs w:val="24"/>
-              </w:rPr>
-            </w:pPr>
-            <w:r>
-              <w:rPr>
-                <w:rFonts w:ascii="Times New Roman" w:hAnsi="Times New Roman"/>
-                <w:sz w:val="24"/>
-                <w:szCs w:val="24"/>
-              </w:rPr>
-              <w:t>3</w:t>
-            </w:r>
-          </w:p>
-        </w:tc>
-        <w:tc>
-          <w:tcPr>
-            <w:tcW w:w="1499" w:type="dxa"/>
-          </w:tcPr>
-          <w:p>
-            <w:pPr>
-              <w:pStyle w:val="NoSpacing"/>
-              <w:keepNext/>
-              <w:rPr>
-                <w:rFonts w:ascii="Times New Roman" w:hAnsi="Times New Roman"/>
-                <w:sz w:val="24"/>
-                <w:szCs w:val="24"/>
-              </w:rPr>
-            </w:pPr>
-            <w:r>
-              <w:rPr>
-                <w:rFonts w:ascii="Times New Roman" w:hAnsi="Times New Roman"/>
-                <w:sz w:val="24"/>
-                <w:szCs w:val="24"/>
-              </w:rPr>
-              <w:t>1.5.1</w:t>
-            </w:r>
-          </w:p>
-        </w:tc>
-        <w:tc>
-          <w:tcPr>
-            <w:tcW w:w="6761" w:type="dxa"/>
-          </w:tcPr>
-          <w:p>
-            <w:pPr>
-              <w:rPr>
-                <w:rFonts w:ascii="Times New Roman" w:eastAsia="Calibri" w:hAnsi="Times New Roman" w:cs="Times New Roman"/>
-              </w:rPr>
-            </w:pPr>
-            <w:r>
-              <w:rPr>
-                <w:rFonts w:ascii="Times New Roman" w:hAnsi="Times New Roman" w:cs="Times New Roman"/>
-                <w:sz w:val="26"/>
-                <w:szCs w:val="26"/>
-                <w:lang w:val="vi-VN"/>
-              </w:rPr>
-              <w:t>Kiểm tra nghiệm thu</w:t>
-            </w:r>
-          </w:p>
-        </w:tc>
-      </w:tr>
-      <w:tr>
-        <w:trPr>
-          <w:cantSplit/>
-        </w:trPr>
-        <w:tc>
-          <w:tcPr>
-            <w:tcW w:w="982" w:type="dxa"/>
-          </w:tcPr>
-          <w:p>
-            <w:pPr>
-              <w:pStyle w:val="NoSpacing"/>
-              <w:keepNext/>
-              <w:rPr>
-                <w:rFonts w:ascii="Times New Roman" w:hAnsi="Times New Roman"/>
-                <w:sz w:val="24"/>
-                <w:szCs w:val="24"/>
-              </w:rPr>
-            </w:pPr>
-            <w:r>
-              <w:rPr>
-                <w:rFonts w:ascii="Times New Roman" w:hAnsi="Times New Roman"/>
-                <w:sz w:val="24"/>
-                <w:szCs w:val="24"/>
-              </w:rPr>
-              <w:t>3</w:t>
-            </w:r>
-          </w:p>
-        </w:tc>
-        <w:tc>
-          <w:tcPr>
-            <w:tcW w:w="1499" w:type="dxa"/>
-          </w:tcPr>
-          <w:p>
-            <w:pPr>
-              <w:pStyle w:val="NoSpacing"/>
-              <w:keepNext/>
-              <w:rPr>
-                <w:rFonts w:ascii="Times New Roman" w:hAnsi="Times New Roman"/>
-                <w:sz w:val="24"/>
-                <w:szCs w:val="24"/>
-              </w:rPr>
-            </w:pPr>
-            <w:r>
-              <w:rPr>
-                <w:rFonts w:ascii="Times New Roman" w:hAnsi="Times New Roman"/>
-                <w:sz w:val="24"/>
-                <w:szCs w:val="24"/>
-              </w:rPr>
-              <w:t>1.5.2</w:t>
-            </w:r>
-          </w:p>
-        </w:tc>
-        <w:tc>
-          <w:tcPr>
-            <w:tcW w:w="6761" w:type="dxa"/>
-          </w:tcPr>
-          <w:p>
-            <w:pPr>
-              <w:rPr>
-                <w:rFonts w:ascii="Times New Roman" w:eastAsia="Calibri" w:hAnsi="Times New Roman" w:cs="Times New Roman"/>
-              </w:rPr>
-            </w:pPr>
-            <w:r>
-              <w:rPr>
-                <w:rFonts w:ascii="Times New Roman" w:hAnsi="Times New Roman" w:cs="Times New Roman"/>
-                <w:sz w:val="26"/>
-                <w:szCs w:val="26"/>
-                <w:lang w:val="vi-VN"/>
-              </w:rPr>
-              <w:t>Tổng kết, rút kinh nghiệm</w:t>
-            </w:r>
-          </w:p>
-        </w:tc>
-      </w:tr>
-      <w:tr>
-        <w:trPr>
-          <w:cantSplit/>
-        </w:trPr>
-        <w:tc>
-          <w:tcPr>
-            <w:tcW w:w="982" w:type="dxa"/>
-          </w:tcPr>
-          <w:p>
-            <w:pPr>
-              <w:pStyle w:val="NoSpacing"/>
-              <w:keepNext/>
-              <w:rPr>
-                <w:rFonts w:ascii="Times New Roman" w:hAnsi="Times New Roman"/>
-                <w:sz w:val="24"/>
-                <w:szCs w:val="24"/>
-              </w:rPr>
-            </w:pPr>
-            <w:r>
-              <w:rPr>
-                <w:rFonts w:ascii="Times New Roman" w:hAnsi="Times New Roman"/>
-                <w:sz w:val="24"/>
-                <w:szCs w:val="24"/>
-              </w:rPr>
-              <w:t>3</w:t>
-            </w:r>
-          </w:p>
-        </w:tc>
-        <w:tc>
-          <w:tcPr>
-            <w:tcW w:w="1499" w:type="dxa"/>
-          </w:tcPr>
-          <w:p>
-            <w:pPr>
-              <w:pStyle w:val="NoSpacing"/>
-              <w:keepNext/>
-              <w:rPr>
-                <w:rFonts w:ascii="Times New Roman" w:hAnsi="Times New Roman"/>
-                <w:sz w:val="24"/>
-                <w:szCs w:val="24"/>
-              </w:rPr>
-            </w:pPr>
-            <w:r>
-              <w:rPr>
-                <w:rFonts w:ascii="Times New Roman" w:hAnsi="Times New Roman"/>
-                <w:sz w:val="24"/>
-                <w:szCs w:val="24"/>
-              </w:rPr>
-              <w:t>1.5.3</w:t>
-            </w:r>
-          </w:p>
-        </w:tc>
-        <w:tc>
-          <w:tcPr>
-            <w:tcW w:w="6761" w:type="dxa"/>
-          </w:tcPr>
-          <w:p>
-            <w:pPr>
-              <w:rPr>
-                <w:rFonts w:ascii="Times New Roman" w:eastAsia="Calibri" w:hAnsi="Times New Roman" w:cs="Times New Roman"/>
-              </w:rPr>
-            </w:pPr>
-            <w:r>
-              <w:rPr>
-                <w:rFonts w:ascii="Times New Roman" w:hAnsi="Times New Roman" w:cs="Times New Roman"/>
-                <w:sz w:val="26"/>
-                <w:szCs w:val="26"/>
-                <w:lang w:val="vi-VN"/>
-              </w:rPr>
-              <w:t>Cập nhật hồ sơ dự án</w:t>
-            </w:r>
-          </w:p>
-        </w:tc>
-      </w:tr>
-      <w:tr>
-        <w:trPr>
-          <w:cantSplit/>
-        </w:trPr>
-        <w:tc>
-          <w:tcPr>
-            <w:tcW w:w="982" w:type="dxa"/>
-          </w:tcPr>
-          <w:p>
-            <w:pPr>
-              <w:pStyle w:val="NoSpacing"/>
-              <w:keepNext/>
-              <w:rPr>
-                <w:rFonts w:ascii="Times New Roman" w:hAnsi="Times New Roman"/>
-                <w:sz w:val="24"/>
-                <w:szCs w:val="24"/>
-              </w:rPr>
-            </w:pPr>
-            <w:r>
-              <w:rPr>
-                <w:rFonts w:ascii="Times New Roman" w:hAnsi="Times New Roman"/>
-                <w:sz w:val="24"/>
-                <w:szCs w:val="24"/>
-              </w:rPr>
-              <w:t>3</w:t>
-            </w:r>
-          </w:p>
-        </w:tc>
-        <w:tc>
-          <w:tcPr>
-            <w:tcW w:w="1499" w:type="dxa"/>
-          </w:tcPr>
-          <w:p>
-            <w:pPr>
-              <w:pStyle w:val="NoSpacing"/>
-              <w:keepNext/>
-              <w:rPr>
-                <w:rFonts w:ascii="Times New Roman" w:hAnsi="Times New Roman"/>
-                <w:sz w:val="24"/>
-                <w:szCs w:val="24"/>
-              </w:rPr>
-            </w:pPr>
-            <w:r>
-              <w:rPr>
-                <w:rFonts w:ascii="Times New Roman" w:hAnsi="Times New Roman"/>
-                <w:sz w:val="24"/>
-                <w:szCs w:val="24"/>
-              </w:rPr>
-              <w:t>1.5.4</w:t>
-            </w:r>
-          </w:p>
-        </w:tc>
-        <w:tc>
-          <w:tcPr>
-            <w:tcW w:w="6761" w:type="dxa"/>
-          </w:tcPr>
-          <w:p>
-            <w:pPr>
-              <w:rPr>
-                <w:rFonts w:ascii="Times New Roman" w:eastAsia="Calibri" w:hAnsi="Times New Roman" w:cs="Times New Roman"/>
-              </w:rPr>
-            </w:pPr>
-            <w:r>
-              <w:rPr>
-                <w:rFonts w:ascii="Times New Roman" w:hAnsi="Times New Roman" w:cs="Times New Roman"/>
-                <w:sz w:val="26"/>
-                <w:szCs w:val="26"/>
-                <w:lang w:val="vi-VN"/>
-              </w:rPr>
-              <w:t>Nghiệm thu và xác nhận</w:t>
-            </w:r>
-          </w:p>
-        </w:tc>
-      </w:tr>
-      <w:tr>
-        <w:trPr>
-          <w:cantSplit/>
-        </w:trPr>
-        <w:tc>
-          <w:tcPr>
-            <w:tcW w:w="982" w:type="dxa"/>
-          </w:tcPr>
-          <w:p>
-            <w:pPr>
-              <w:pStyle w:val="NoSpacing"/>
-              <w:keepNext/>
-              <w:rPr>
-                <w:rFonts w:ascii="Times New Roman" w:hAnsi="Times New Roman"/>
-                <w:sz w:val="24"/>
-                <w:szCs w:val="24"/>
-              </w:rPr>
-            </w:pPr>
-            <w:r>
-              <w:rPr>
-                <w:rFonts w:ascii="Times New Roman" w:hAnsi="Times New Roman"/>
-                <w:sz w:val="24"/>
-                <w:szCs w:val="24"/>
-              </w:rPr>
-              <w:t>3</w:t>
-            </w:r>
-          </w:p>
-        </w:tc>
-        <w:tc>
-          <w:tcPr>
-            <w:tcW w:w="1499" w:type="dxa"/>
-          </w:tcPr>
-          <w:p>
-            <w:pPr>
-              <w:pStyle w:val="NoSpacing"/>
-              <w:keepNext/>
-              <w:rPr>
-                <w:rFonts w:ascii="Times New Roman" w:hAnsi="Times New Roman"/>
-                <w:sz w:val="24"/>
-                <w:szCs w:val="24"/>
-              </w:rPr>
-            </w:pPr>
-            <w:r>
-              <w:rPr>
-                <w:rFonts w:ascii="Times New Roman" w:hAnsi="Times New Roman"/>
-                <w:sz w:val="24"/>
-                <w:szCs w:val="24"/>
-              </w:rPr>
-              <w:t>1.5.5</w:t>
-            </w:r>
-          </w:p>
-        </w:tc>
-        <w:tc>
-          <w:tcPr>
-            <w:tcW w:w="6761" w:type="dxa"/>
-          </w:tcPr>
-          <w:p>
-            <w:pPr>
-              <w:rPr>
-                <w:rFonts w:ascii="Times New Roman" w:eastAsia="Calibri" w:hAnsi="Times New Roman" w:cs="Times New Roman"/>
-              </w:rPr>
-            </w:pPr>
-            <w:r>
-              <w:rPr>
-                <w:rFonts w:ascii="Times New Roman" w:hAnsi="Times New Roman" w:cs="Times New Roman"/>
-                <w:sz w:val="26"/>
-                <w:szCs w:val="26"/>
-                <w:lang w:val="vi-VN"/>
-              </w:rPr>
-              <w:t>Lưu trữ tài liệu</w:t>
+              <w:t>Tổng duyệt &amp; Hoàn thiện</w:t>
             </w:r>
           </w:p>
         </w:tc>
@@ -4139,6 +3207,7 @@
               <w:rPr>
                 <w:rFonts w:ascii="Times New Roman" w:hAnsi="Times New Roman"/>
               </w:rPr>
+              <w:lastRenderedPageBreak/>
               <w:t xml:space="preserve">1.1  </w:t>
             </w:r>
             <w:r>
@@ -10437,7 +9506,6 @@
                 <w:rFonts w:ascii="Times New Roman" w:hAnsi="Times New Roman" w:cs="Times New Roman"/>
                 <w:b/>
                 <w:bCs/>
-                <w:lang/>
               </w:rPr>
             </w:pPr>
             <w:r>
@@ -10445,7 +9513,6 @@
                 <w:rFonts w:ascii="Times New Roman" w:hAnsi="Times New Roman" w:cs="Times New Roman"/>
                 <w:b/>
                 <w:bCs/>
-                <w:lang/>
               </w:rPr>
               <w:lastRenderedPageBreak/>
               <w:t>Cấp</w:t>
@@ -10463,7 +9530,6 @@
                 <w:rFonts w:ascii="Times New Roman" w:hAnsi="Times New Roman" w:cs="Times New Roman"/>
                 <w:b/>
                 <w:bCs/>
-                <w:lang/>
               </w:rPr>
             </w:pPr>
             <w:r>
@@ -10471,7 +9537,6 @@
                 <w:rFonts w:ascii="Times New Roman" w:hAnsi="Times New Roman" w:cs="Times New Roman"/>
                 <w:b/>
                 <w:bCs/>
-                <w:lang/>
               </w:rPr>
               <w:t>Mã</w:t>
             </w:r>
@@ -10488,7 +9553,6 @@
                 <w:rFonts w:ascii="Times New Roman" w:hAnsi="Times New Roman" w:cs="Times New Roman"/>
                 <w:b/>
                 <w:bCs/>
-                <w:lang/>
               </w:rPr>
             </w:pPr>
             <w:r>
@@ -10496,7 +9560,6 @@
                 <w:rFonts w:ascii="Times New Roman" w:hAnsi="Times New Roman" w:cs="Times New Roman"/>
                 <w:b/>
                 <w:bCs/>
-                <w:lang/>
               </w:rPr>
               <w:t>Tên công việc</w:t>
             </w:r>
@@ -10513,7 +9576,6 @@
                 <w:rFonts w:ascii="Times New Roman" w:hAnsi="Times New Roman" w:cs="Times New Roman"/>
                 <w:b/>
                 <w:bCs/>
-                <w:lang/>
               </w:rPr>
             </w:pPr>
             <w:r>
@@ -10521,7 +9583,6 @@
                 <w:rFonts w:ascii="Times New Roman" w:hAnsi="Times New Roman" w:cs="Times New Roman"/>
                 <w:b/>
                 <w:bCs/>
-                <w:lang/>
               </w:rPr>
               <w:t>Mô tả</w:t>
             </w:r>
@@ -10538,13 +9599,11 @@
             <w:pPr>
               <w:rPr>
                 <w:rFonts w:ascii="Times New Roman" w:hAnsi="Times New Roman" w:cs="Times New Roman"/>
-                <w:lang/>
-              </w:rPr>
-            </w:pPr>
-            <w:r>
-              <w:rPr>
-                <w:rFonts w:ascii="Times New Roman" w:hAnsi="Times New Roman" w:cs="Times New Roman"/>
-                <w:lang/>
+              </w:rPr>
+            </w:pPr>
+            <w:r>
+              <w:rPr>
+                <w:rFonts w:ascii="Times New Roman" w:hAnsi="Times New Roman" w:cs="Times New Roman"/>
               </w:rPr>
               <w:t>1</w:t>
             </w:r>
@@ -10559,13 +9618,11 @@
             <w:pPr>
               <w:rPr>
                 <w:rFonts w:ascii="Times New Roman" w:hAnsi="Times New Roman" w:cs="Times New Roman"/>
-                <w:lang/>
-              </w:rPr>
-            </w:pPr>
-            <w:r>
-              <w:rPr>
-                <w:rFonts w:ascii="Times New Roman" w:hAnsi="Times New Roman" w:cs="Times New Roman"/>
-                <w:lang/>
+              </w:rPr>
+            </w:pPr>
+            <w:r>
+              <w:rPr>
+                <w:rFonts w:ascii="Times New Roman" w:hAnsi="Times New Roman" w:cs="Times New Roman"/>
               </w:rPr>
               <w:t>1</w:t>
             </w:r>
@@ -10580,7 +9637,6 @@
             <w:pPr>
               <w:rPr>
                 <w:rFonts w:ascii="Times New Roman" w:hAnsi="Times New Roman" w:cs="Times New Roman"/>
-                <w:lang/>
               </w:rPr>
             </w:pPr>
             <w:r>
@@ -10588,7 +9644,6 @@
                 <w:rFonts w:ascii="Times New Roman" w:hAnsi="Times New Roman" w:cs="Times New Roman"/>
                 <w:b/>
                 <w:bCs/>
-                <w:lang/>
               </w:rPr>
               <w:t>Xây dựng ứng dụng quản lý kho dược phẩm theo tiêu chuẩn GSP</w:t>
             </w:r>
@@ -10603,13 +9658,11 @@
             <w:pPr>
               <w:rPr>
                 <w:rFonts w:ascii="Times New Roman" w:hAnsi="Times New Roman" w:cs="Times New Roman"/>
-                <w:lang/>
-              </w:rPr>
-            </w:pPr>
-            <w:r>
-              <w:rPr>
-                <w:rFonts w:ascii="Times New Roman" w:hAnsi="Times New Roman" w:cs="Times New Roman"/>
-                <w:lang/>
+              </w:rPr>
+            </w:pPr>
+            <w:r>
+              <w:rPr>
+                <w:rFonts w:ascii="Times New Roman" w:hAnsi="Times New Roman" w:cs="Times New Roman"/>
               </w:rPr>
               <w:t>Toàn bộ công việc để phát triển hệ thống quản lý kho thuốc đạt chuẩn GSP, gồm backend Node.js và frontend Flutter.</w:t>
             </w:r>
@@ -10626,13 +9679,11 @@
             <w:pPr>
               <w:rPr>
                 <w:rFonts w:ascii="Times New Roman" w:hAnsi="Times New Roman" w:cs="Times New Roman"/>
-                <w:lang/>
-              </w:rPr>
-            </w:pPr>
-            <w:r>
-              <w:rPr>
-                <w:rFonts w:ascii="Times New Roman" w:hAnsi="Times New Roman" w:cs="Times New Roman"/>
-                <w:lang/>
+              </w:rPr>
+            </w:pPr>
+            <w:r>
+              <w:rPr>
+                <w:rFonts w:ascii="Times New Roman" w:hAnsi="Times New Roman" w:cs="Times New Roman"/>
               </w:rPr>
               <w:t>2</w:t>
             </w:r>
@@ -10647,13 +9698,11 @@
             <w:pPr>
               <w:rPr>
                 <w:rFonts w:ascii="Times New Roman" w:hAnsi="Times New Roman" w:cs="Times New Roman"/>
-                <w:lang/>
-              </w:rPr>
-            </w:pPr>
-            <w:r>
-              <w:rPr>
-                <w:rFonts w:ascii="Times New Roman" w:hAnsi="Times New Roman" w:cs="Times New Roman"/>
-                <w:lang/>
+              </w:rPr>
+            </w:pPr>
+            <w:r>
+              <w:rPr>
+                <w:rFonts w:ascii="Times New Roman" w:hAnsi="Times New Roman" w:cs="Times New Roman"/>
               </w:rPr>
               <w:t>1.1</w:t>
             </w:r>
@@ -10668,7 +9717,6 @@
             <w:pPr>
               <w:rPr>
                 <w:rFonts w:ascii="Times New Roman" w:hAnsi="Times New Roman" w:cs="Times New Roman"/>
-                <w:lang/>
               </w:rPr>
             </w:pPr>
             <w:r>
@@ -10676,7 +9724,6 @@
                 <w:rFonts w:ascii="Times New Roman" w:hAnsi="Times New Roman" w:cs="Times New Roman"/>
                 <w:b/>
                 <w:bCs/>
-                <w:lang/>
               </w:rPr>
               <w:t>Khởi tạo dự án</w:t>
             </w:r>
@@ -10691,13 +9738,11 @@
             <w:pPr>
               <w:rPr>
                 <w:rFonts w:ascii="Times New Roman" w:hAnsi="Times New Roman" w:cs="Times New Roman"/>
-                <w:lang/>
-              </w:rPr>
-            </w:pPr>
-            <w:r>
-              <w:rPr>
-                <w:rFonts w:ascii="Times New Roman" w:hAnsi="Times New Roman" w:cs="Times New Roman"/>
-                <w:lang/>
+              </w:rPr>
+            </w:pPr>
+            <w:r>
+              <w:rPr>
+                <w:rFonts w:ascii="Times New Roman" w:hAnsi="Times New Roman" w:cs="Times New Roman"/>
               </w:rPr>
               <w:t>Các hoạt động nhằm xác định mục tiêu, phạm vi và được phê duyệt để khởi động dự án.</w:t>
             </w:r>
@@ -10714,13 +9759,11 @@
             <w:pPr>
               <w:rPr>
                 <w:rFonts w:ascii="Times New Roman" w:hAnsi="Times New Roman" w:cs="Times New Roman"/>
-                <w:lang/>
-              </w:rPr>
-            </w:pPr>
-            <w:r>
-              <w:rPr>
-                <w:rFonts w:ascii="Times New Roman" w:hAnsi="Times New Roman" w:cs="Times New Roman"/>
-                <w:lang/>
+              </w:rPr>
+            </w:pPr>
+            <w:r>
+              <w:rPr>
+                <w:rFonts w:ascii="Times New Roman" w:hAnsi="Times New Roman" w:cs="Times New Roman"/>
               </w:rPr>
               <w:t>3</w:t>
             </w:r>
@@ -10735,13 +9778,11 @@
             <w:pPr>
               <w:rPr>
                 <w:rFonts w:ascii="Times New Roman" w:hAnsi="Times New Roman" w:cs="Times New Roman"/>
-                <w:lang/>
-              </w:rPr>
-            </w:pPr>
-            <w:r>
-              <w:rPr>
-                <w:rFonts w:ascii="Times New Roman" w:hAnsi="Times New Roman" w:cs="Times New Roman"/>
-                <w:lang/>
+              </w:rPr>
+            </w:pPr>
+            <w:r>
+              <w:rPr>
+                <w:rFonts w:ascii="Times New Roman" w:hAnsi="Times New Roman" w:cs="Times New Roman"/>
               </w:rPr>
               <w:t>1.1.1</w:t>
             </w:r>
@@ -10756,13 +9797,11 @@
             <w:pPr>
               <w:rPr>
                 <w:rFonts w:ascii="Times New Roman" w:hAnsi="Times New Roman" w:cs="Times New Roman"/>
-                <w:lang/>
-              </w:rPr>
-            </w:pPr>
-            <w:r>
-              <w:rPr>
-                <w:rFonts w:ascii="Times New Roman" w:hAnsi="Times New Roman" w:cs="Times New Roman"/>
-                <w:lang/>
+              </w:rPr>
+            </w:pPr>
+            <w:r>
+              <w:rPr>
+                <w:rFonts w:ascii="Times New Roman" w:hAnsi="Times New Roman" w:cs="Times New Roman"/>
               </w:rPr>
               <w:t>Thu thập yêu cầu và đánh giá tính khả thi</w:t>
             </w:r>
@@ -10777,13 +9816,11 @@
             <w:pPr>
               <w:rPr>
                 <w:rFonts w:ascii="Times New Roman" w:hAnsi="Times New Roman" w:cs="Times New Roman"/>
-                <w:lang/>
-              </w:rPr>
-            </w:pPr>
-            <w:r>
-              <w:rPr>
-                <w:rFonts w:ascii="Times New Roman" w:hAnsi="Times New Roman" w:cs="Times New Roman"/>
-                <w:lang/>
+              </w:rPr>
+            </w:pPr>
+            <w:r>
+              <w:rPr>
+                <w:rFonts w:ascii="Times New Roman" w:hAnsi="Times New Roman" w:cs="Times New Roman"/>
               </w:rPr>
               <w:t>Phân tích yêu cầu quản lý kho, nhập – xuất thuốc, cảnh báo hạn dùng, xác định phạm vi và tính khả thi.</w:t>
             </w:r>
@@ -10800,13 +9837,11 @@
             <w:pPr>
               <w:rPr>
                 <w:rFonts w:ascii="Times New Roman" w:hAnsi="Times New Roman" w:cs="Times New Roman"/>
-                <w:lang/>
-              </w:rPr>
-            </w:pPr>
-            <w:r>
-              <w:rPr>
-                <w:rFonts w:ascii="Times New Roman" w:hAnsi="Times New Roman" w:cs="Times New Roman"/>
-                <w:lang/>
+              </w:rPr>
+            </w:pPr>
+            <w:r>
+              <w:rPr>
+                <w:rFonts w:ascii="Times New Roman" w:hAnsi="Times New Roman" w:cs="Times New Roman"/>
               </w:rPr>
               <w:t>3</w:t>
             </w:r>
@@ -10821,13 +9856,11 @@
             <w:pPr>
               <w:rPr>
                 <w:rFonts w:ascii="Times New Roman" w:hAnsi="Times New Roman" w:cs="Times New Roman"/>
-                <w:lang/>
-              </w:rPr>
-            </w:pPr>
-            <w:r>
-              <w:rPr>
-                <w:rFonts w:ascii="Times New Roman" w:hAnsi="Times New Roman" w:cs="Times New Roman"/>
-                <w:lang/>
+              </w:rPr>
+            </w:pPr>
+            <w:r>
+              <w:rPr>
+                <w:rFonts w:ascii="Times New Roman" w:hAnsi="Times New Roman" w:cs="Times New Roman"/>
               </w:rPr>
               <w:t>1.1.2</w:t>
             </w:r>
@@ -10842,13 +9875,11 @@
             <w:pPr>
               <w:rPr>
                 <w:rFonts w:ascii="Times New Roman" w:hAnsi="Times New Roman" w:cs="Times New Roman"/>
-                <w:lang/>
-              </w:rPr>
-            </w:pPr>
-            <w:r>
-              <w:rPr>
-                <w:rFonts w:ascii="Times New Roman" w:hAnsi="Times New Roman" w:cs="Times New Roman"/>
-                <w:lang/>
+              </w:rPr>
+            </w:pPr>
+            <w:r>
+              <w:rPr>
+                <w:rFonts w:ascii="Times New Roman" w:hAnsi="Times New Roman" w:cs="Times New Roman"/>
               </w:rPr>
               <w:t>Xây dựng bản điều lệ dự án</w:t>
             </w:r>
@@ -10863,13 +9894,11 @@
             <w:pPr>
               <w:rPr>
                 <w:rFonts w:ascii="Times New Roman" w:hAnsi="Times New Roman" w:cs="Times New Roman"/>
-                <w:lang/>
-              </w:rPr>
-            </w:pPr>
-            <w:r>
-              <w:rPr>
-                <w:rFonts w:ascii="Times New Roman" w:hAnsi="Times New Roman" w:cs="Times New Roman"/>
-                <w:lang/>
+              </w:rPr>
+            </w:pPr>
+            <w:r>
+              <w:rPr>
+                <w:rFonts w:ascii="Times New Roman" w:hAnsi="Times New Roman" w:cs="Times New Roman"/>
               </w:rPr>
               <w:t>Soạn tài liệu mô tả mục tiêu, phạm vi, công nghệ (Node.js, Flutter, PostgreSQL, Docker) và thành viên nhóm.</w:t>
             </w:r>
@@ -10886,13 +9915,11 @@
             <w:pPr>
               <w:rPr>
                 <w:rFonts w:ascii="Times New Roman" w:hAnsi="Times New Roman" w:cs="Times New Roman"/>
-                <w:lang/>
-              </w:rPr>
-            </w:pPr>
-            <w:r>
-              <w:rPr>
-                <w:rFonts w:ascii="Times New Roman" w:hAnsi="Times New Roman" w:cs="Times New Roman"/>
-                <w:lang/>
+              </w:rPr>
+            </w:pPr>
+            <w:r>
+              <w:rPr>
+                <w:rFonts w:ascii="Times New Roman" w:hAnsi="Times New Roman" w:cs="Times New Roman"/>
               </w:rPr>
               <w:t>3</w:t>
             </w:r>
@@ -10907,13 +9934,11 @@
             <w:pPr>
               <w:rPr>
                 <w:rFonts w:ascii="Times New Roman" w:hAnsi="Times New Roman" w:cs="Times New Roman"/>
-                <w:lang/>
-              </w:rPr>
-            </w:pPr>
-            <w:r>
-              <w:rPr>
-                <w:rFonts w:ascii="Times New Roman" w:hAnsi="Times New Roman" w:cs="Times New Roman"/>
-                <w:lang/>
+              </w:rPr>
+            </w:pPr>
+            <w:r>
+              <w:rPr>
+                <w:rFonts w:ascii="Times New Roman" w:hAnsi="Times New Roman" w:cs="Times New Roman"/>
               </w:rPr>
               <w:t>1.1.3</w:t>
             </w:r>
@@ -10928,13 +9953,11 @@
             <w:pPr>
               <w:rPr>
                 <w:rFonts w:ascii="Times New Roman" w:hAnsi="Times New Roman" w:cs="Times New Roman"/>
-                <w:lang/>
-              </w:rPr>
-            </w:pPr>
-            <w:r>
-              <w:rPr>
-                <w:rFonts w:ascii="Times New Roman" w:hAnsi="Times New Roman" w:cs="Times New Roman"/>
-                <w:lang/>
+              </w:rPr>
+            </w:pPr>
+            <w:r>
+              <w:rPr>
+                <w:rFonts w:ascii="Times New Roman" w:hAnsi="Times New Roman" w:cs="Times New Roman"/>
               </w:rPr>
               <w:t>Nộp bản điều lệ dự án</w:t>
             </w:r>
@@ -10949,13 +9972,11 @@
             <w:pPr>
               <w:rPr>
                 <w:rFonts w:ascii="Times New Roman" w:hAnsi="Times New Roman" w:cs="Times New Roman"/>
-                <w:lang/>
-              </w:rPr>
-            </w:pPr>
-            <w:r>
-              <w:rPr>
-                <w:rFonts w:ascii="Times New Roman" w:hAnsi="Times New Roman" w:cs="Times New Roman"/>
-                <w:lang/>
+              </w:rPr>
+            </w:pPr>
+            <w:r>
+              <w:rPr>
+                <w:rFonts w:ascii="Times New Roman" w:hAnsi="Times New Roman" w:cs="Times New Roman"/>
               </w:rPr>
               <w:t>Trình bản điều lệ cho giảng viên hướng dẫn xem xét.</w:t>
             </w:r>
@@ -10972,13 +9993,11 @@
             <w:pPr>
               <w:rPr>
                 <w:rFonts w:ascii="Times New Roman" w:hAnsi="Times New Roman" w:cs="Times New Roman"/>
-                <w:lang/>
-              </w:rPr>
-            </w:pPr>
-            <w:r>
-              <w:rPr>
-                <w:rFonts w:ascii="Times New Roman" w:hAnsi="Times New Roman" w:cs="Times New Roman"/>
-                <w:lang/>
+              </w:rPr>
+            </w:pPr>
+            <w:r>
+              <w:rPr>
+                <w:rFonts w:ascii="Times New Roman" w:hAnsi="Times New Roman" w:cs="Times New Roman"/>
               </w:rPr>
               <w:t>3</w:t>
             </w:r>
@@ -10993,13 +10012,11 @@
             <w:pPr>
               <w:rPr>
                 <w:rFonts w:ascii="Times New Roman" w:hAnsi="Times New Roman" w:cs="Times New Roman"/>
-                <w:lang/>
-              </w:rPr>
-            </w:pPr>
-            <w:r>
-              <w:rPr>
-                <w:rFonts w:ascii="Times New Roman" w:hAnsi="Times New Roman" w:cs="Times New Roman"/>
-                <w:lang/>
+              </w:rPr>
+            </w:pPr>
+            <w:r>
+              <w:rPr>
+                <w:rFonts w:ascii="Times New Roman" w:hAnsi="Times New Roman" w:cs="Times New Roman"/>
               </w:rPr>
               <w:t>1.1.4</w:t>
             </w:r>
@@ -11014,13 +10031,11 @@
             <w:pPr>
               <w:rPr>
                 <w:rFonts w:ascii="Times New Roman" w:hAnsi="Times New Roman" w:cs="Times New Roman"/>
-                <w:lang/>
-              </w:rPr>
-            </w:pPr>
-            <w:r>
-              <w:rPr>
-                <w:rFonts w:ascii="Times New Roman" w:hAnsi="Times New Roman" w:cs="Times New Roman"/>
-                <w:lang/>
+              </w:rPr>
+            </w:pPr>
+            <w:r>
+              <w:rPr>
+                <w:rFonts w:ascii="Times New Roman" w:hAnsi="Times New Roman" w:cs="Times New Roman"/>
               </w:rPr>
               <w:t>Giảng viên phản hồi và góp ý</w:t>
             </w:r>
@@ -11035,13 +10050,11 @@
             <w:pPr>
               <w:rPr>
                 <w:rFonts w:ascii="Times New Roman" w:hAnsi="Times New Roman" w:cs="Times New Roman"/>
-                <w:lang/>
-              </w:rPr>
-            </w:pPr>
-            <w:r>
-              <w:rPr>
-                <w:rFonts w:ascii="Times New Roman" w:hAnsi="Times New Roman" w:cs="Times New Roman"/>
-                <w:lang/>
+              </w:rPr>
+            </w:pPr>
+            <w:r>
+              <w:rPr>
+                <w:rFonts w:ascii="Times New Roman" w:hAnsi="Times New Roman" w:cs="Times New Roman"/>
               </w:rPr>
               <w:t>Tiếp nhận phản hồi, chỉnh sửa tài liệu điều lệ cho hoàn thiện.</w:t>
             </w:r>
@@ -11058,13 +10071,11 @@
             <w:pPr>
               <w:rPr>
                 <w:rFonts w:ascii="Times New Roman" w:hAnsi="Times New Roman" w:cs="Times New Roman"/>
-                <w:lang/>
-              </w:rPr>
-            </w:pPr>
-            <w:r>
-              <w:rPr>
-                <w:rFonts w:ascii="Times New Roman" w:hAnsi="Times New Roman" w:cs="Times New Roman"/>
-                <w:lang/>
+              </w:rPr>
+            </w:pPr>
+            <w:r>
+              <w:rPr>
+                <w:rFonts w:ascii="Times New Roman" w:hAnsi="Times New Roman" w:cs="Times New Roman"/>
               </w:rPr>
               <w:t>3</w:t>
             </w:r>
@@ -11079,13 +10090,11 @@
             <w:pPr>
               <w:rPr>
                 <w:rFonts w:ascii="Times New Roman" w:hAnsi="Times New Roman" w:cs="Times New Roman"/>
-                <w:lang/>
-              </w:rPr>
-            </w:pPr>
-            <w:r>
-              <w:rPr>
-                <w:rFonts w:ascii="Times New Roman" w:hAnsi="Times New Roman" w:cs="Times New Roman"/>
-                <w:lang/>
+              </w:rPr>
+            </w:pPr>
+            <w:r>
+              <w:rPr>
+                <w:rFonts w:ascii="Times New Roman" w:hAnsi="Times New Roman" w:cs="Times New Roman"/>
               </w:rPr>
               <w:t>1.1.5</w:t>
             </w:r>
@@ -11100,13 +10109,11 @@
             <w:pPr>
               <w:rPr>
                 <w:rFonts w:ascii="Times New Roman" w:hAnsi="Times New Roman" w:cs="Times New Roman"/>
-                <w:lang/>
-              </w:rPr>
-            </w:pPr>
-            <w:r>
-              <w:rPr>
-                <w:rFonts w:ascii="Times New Roman" w:hAnsi="Times New Roman" w:cs="Times New Roman"/>
-                <w:lang/>
+              </w:rPr>
+            </w:pPr>
+            <w:r>
+              <w:rPr>
+                <w:rFonts w:ascii="Times New Roman" w:hAnsi="Times New Roman" w:cs="Times New Roman"/>
               </w:rPr>
               <w:t>Phê duyệt điều lệ dự án</w:t>
             </w:r>
@@ -11121,13 +10128,11 @@
             <w:pPr>
               <w:rPr>
                 <w:rFonts w:ascii="Times New Roman" w:hAnsi="Times New Roman" w:cs="Times New Roman"/>
-                <w:lang/>
-              </w:rPr>
-            </w:pPr>
-            <w:r>
-              <w:rPr>
-                <w:rFonts w:ascii="Times New Roman" w:hAnsi="Times New Roman" w:cs="Times New Roman"/>
-                <w:lang/>
+              </w:rPr>
+            </w:pPr>
+            <w:r>
+              <w:rPr>
+                <w:rFonts w:ascii="Times New Roman" w:hAnsi="Times New Roman" w:cs="Times New Roman"/>
               </w:rPr>
               <w:t>Giảng viên phê duyệt chính thức, cho phép bước sang giai đoạn lập kế hoạch.</w:t>
             </w:r>
@@ -11144,13 +10149,11 @@
             <w:pPr>
               <w:rPr>
                 <w:rFonts w:ascii="Times New Roman" w:hAnsi="Times New Roman" w:cs="Times New Roman"/>
-                <w:lang/>
-              </w:rPr>
-            </w:pPr>
-            <w:r>
-              <w:rPr>
-                <w:rFonts w:ascii="Times New Roman" w:hAnsi="Times New Roman" w:cs="Times New Roman"/>
-                <w:lang/>
+              </w:rPr>
+            </w:pPr>
+            <w:r>
+              <w:rPr>
+                <w:rFonts w:ascii="Times New Roman" w:hAnsi="Times New Roman" w:cs="Times New Roman"/>
               </w:rPr>
               <w:t>2</w:t>
             </w:r>
@@ -11165,13 +10168,11 @@
             <w:pPr>
               <w:rPr>
                 <w:rFonts w:ascii="Times New Roman" w:hAnsi="Times New Roman" w:cs="Times New Roman"/>
-                <w:lang/>
-              </w:rPr>
-            </w:pPr>
-            <w:r>
-              <w:rPr>
-                <w:rFonts w:ascii="Times New Roman" w:hAnsi="Times New Roman" w:cs="Times New Roman"/>
-                <w:lang/>
+              </w:rPr>
+            </w:pPr>
+            <w:r>
+              <w:rPr>
+                <w:rFonts w:ascii="Times New Roman" w:hAnsi="Times New Roman" w:cs="Times New Roman"/>
               </w:rPr>
               <w:t>1.2</w:t>
             </w:r>
@@ -11186,7 +10187,6 @@
             <w:pPr>
               <w:rPr>
                 <w:rFonts w:ascii="Times New Roman" w:hAnsi="Times New Roman" w:cs="Times New Roman"/>
-                <w:lang/>
               </w:rPr>
             </w:pPr>
             <w:r>
@@ -11194,7 +10194,6 @@
                 <w:rFonts w:ascii="Times New Roman" w:hAnsi="Times New Roman" w:cs="Times New Roman"/>
                 <w:b/>
                 <w:bCs/>
-                <w:lang/>
               </w:rPr>
               <w:t>Lập kế hoạch</w:t>
             </w:r>
@@ -11209,13 +10208,11 @@
             <w:pPr>
               <w:rPr>
                 <w:rFonts w:ascii="Times New Roman" w:hAnsi="Times New Roman" w:cs="Times New Roman"/>
-                <w:lang/>
-              </w:rPr>
-            </w:pPr>
-            <w:r>
-              <w:rPr>
-                <w:rFonts w:ascii="Times New Roman" w:hAnsi="Times New Roman" w:cs="Times New Roman"/>
-                <w:lang/>
+              </w:rPr>
+            </w:pPr>
+            <w:r>
+              <w:rPr>
+                <w:rFonts w:ascii="Times New Roman" w:hAnsi="Times New Roman" w:cs="Times New Roman"/>
               </w:rPr>
               <w:t>Xây dựng kế hoạch triển khai chi tiết, phân công nhân lực và lịch trình thực hiện.</w:t>
             </w:r>
@@ -11232,13 +10229,11 @@
             <w:pPr>
               <w:rPr>
                 <w:rFonts w:ascii="Times New Roman" w:hAnsi="Times New Roman" w:cs="Times New Roman"/>
-                <w:lang/>
-              </w:rPr>
-            </w:pPr>
-            <w:r>
-              <w:rPr>
-                <w:rFonts w:ascii="Times New Roman" w:hAnsi="Times New Roman" w:cs="Times New Roman"/>
-                <w:lang/>
+              </w:rPr>
+            </w:pPr>
+            <w:r>
+              <w:rPr>
+                <w:rFonts w:ascii="Times New Roman" w:hAnsi="Times New Roman" w:cs="Times New Roman"/>
               </w:rPr>
               <w:t>3</w:t>
             </w:r>
@@ -11253,13 +10248,11 @@
             <w:pPr>
               <w:rPr>
                 <w:rFonts w:ascii="Times New Roman" w:hAnsi="Times New Roman" w:cs="Times New Roman"/>
-                <w:lang/>
-              </w:rPr>
-            </w:pPr>
-            <w:r>
-              <w:rPr>
-                <w:rFonts w:ascii="Times New Roman" w:hAnsi="Times New Roman" w:cs="Times New Roman"/>
-                <w:lang/>
+              </w:rPr>
+            </w:pPr>
+            <w:r>
+              <w:rPr>
+                <w:rFonts w:ascii="Times New Roman" w:hAnsi="Times New Roman" w:cs="Times New Roman"/>
               </w:rPr>
               <w:t>1.2.1</w:t>
             </w:r>
@@ -11274,13 +10267,11 @@
             <w:pPr>
               <w:rPr>
                 <w:rFonts w:ascii="Times New Roman" w:hAnsi="Times New Roman" w:cs="Times New Roman"/>
-                <w:lang/>
-              </w:rPr>
-            </w:pPr>
-            <w:r>
-              <w:rPr>
-                <w:rFonts w:ascii="Times New Roman" w:hAnsi="Times New Roman" w:cs="Times New Roman"/>
-                <w:lang/>
+              </w:rPr>
+            </w:pPr>
+            <w:r>
+              <w:rPr>
+                <w:rFonts w:ascii="Times New Roman" w:hAnsi="Times New Roman" w:cs="Times New Roman"/>
               </w:rPr>
               <w:t>Xác định phạm vi dự án</w:t>
             </w:r>
@@ -11295,13 +10286,11 @@
             <w:pPr>
               <w:rPr>
                 <w:rFonts w:ascii="Times New Roman" w:hAnsi="Times New Roman" w:cs="Times New Roman"/>
-                <w:lang/>
-              </w:rPr>
-            </w:pPr>
-            <w:r>
-              <w:rPr>
-                <w:rFonts w:ascii="Times New Roman" w:hAnsi="Times New Roman" w:cs="Times New Roman"/>
-                <w:lang/>
+              </w:rPr>
+            </w:pPr>
+            <w:r>
+              <w:rPr>
+                <w:rFonts w:ascii="Times New Roman" w:hAnsi="Times New Roman" w:cs="Times New Roman"/>
               </w:rPr>
               <w:t>Xác định các chức năng chính: quản lý thuốc, phiếu kho, người dùng, cảnh báo hết hạn, tồn kho.</w:t>
             </w:r>
@@ -11318,13 +10307,11 @@
             <w:pPr>
               <w:rPr>
                 <w:rFonts w:ascii="Times New Roman" w:hAnsi="Times New Roman" w:cs="Times New Roman"/>
-                <w:lang/>
-              </w:rPr>
-            </w:pPr>
-            <w:r>
-              <w:rPr>
-                <w:rFonts w:ascii="Times New Roman" w:hAnsi="Times New Roman" w:cs="Times New Roman"/>
-                <w:lang/>
+              </w:rPr>
+            </w:pPr>
+            <w:r>
+              <w:rPr>
+                <w:rFonts w:ascii="Times New Roman" w:hAnsi="Times New Roman" w:cs="Times New Roman"/>
               </w:rPr>
               <w:t>3</w:t>
             </w:r>
@@ -11339,13 +10326,11 @@
             <w:pPr>
               <w:rPr>
                 <w:rFonts w:ascii="Times New Roman" w:hAnsi="Times New Roman" w:cs="Times New Roman"/>
-                <w:lang/>
-              </w:rPr>
-            </w:pPr>
-            <w:r>
-              <w:rPr>
-                <w:rFonts w:ascii="Times New Roman" w:hAnsi="Times New Roman" w:cs="Times New Roman"/>
-                <w:lang/>
+              </w:rPr>
+            </w:pPr>
+            <w:r>
+              <w:rPr>
+                <w:rFonts w:ascii="Times New Roman" w:hAnsi="Times New Roman" w:cs="Times New Roman"/>
               </w:rPr>
               <w:t>1.2.2</w:t>
             </w:r>
@@ -11360,13 +10345,11 @@
             <w:pPr>
               <w:rPr>
                 <w:rFonts w:ascii="Times New Roman" w:hAnsi="Times New Roman" w:cs="Times New Roman"/>
-                <w:lang/>
-              </w:rPr>
-            </w:pPr>
-            <w:r>
-              <w:rPr>
-                <w:rFonts w:ascii="Times New Roman" w:hAnsi="Times New Roman" w:cs="Times New Roman"/>
-                <w:lang/>
+              </w:rPr>
+            </w:pPr>
+            <w:r>
+              <w:rPr>
+                <w:rFonts w:ascii="Times New Roman" w:hAnsi="Times New Roman" w:cs="Times New Roman"/>
               </w:rPr>
               <w:t>Phân công nhóm dự án</w:t>
             </w:r>
@@ -11381,13 +10364,11 @@
             <w:pPr>
               <w:rPr>
                 <w:rFonts w:ascii="Times New Roman" w:hAnsi="Times New Roman" w:cs="Times New Roman"/>
-                <w:lang/>
-              </w:rPr>
-            </w:pPr>
-            <w:r>
-              <w:rPr>
-                <w:rFonts w:ascii="Times New Roman" w:hAnsi="Times New Roman" w:cs="Times New Roman"/>
-                <w:lang/>
+              </w:rPr>
+            </w:pPr>
+            <w:r>
+              <w:rPr>
+                <w:rFonts w:ascii="Times New Roman" w:hAnsi="Times New Roman" w:cs="Times New Roman"/>
               </w:rPr>
               <w:t>Chia công việc: backend, frontend, thiết kế UI, kiểm thử, tài liệu.</w:t>
             </w:r>
@@ -11404,13 +10385,11 @@
             <w:pPr>
               <w:rPr>
                 <w:rFonts w:ascii="Times New Roman" w:hAnsi="Times New Roman" w:cs="Times New Roman"/>
-                <w:lang/>
-              </w:rPr>
-            </w:pPr>
-            <w:r>
-              <w:rPr>
-                <w:rFonts w:ascii="Times New Roman" w:hAnsi="Times New Roman" w:cs="Times New Roman"/>
-                <w:lang/>
+              </w:rPr>
+            </w:pPr>
+            <w:r>
+              <w:rPr>
+                <w:rFonts w:ascii="Times New Roman" w:hAnsi="Times New Roman" w:cs="Times New Roman"/>
               </w:rPr>
               <w:t>3</w:t>
             </w:r>
@@ -11425,13 +10404,11 @@
             <w:pPr>
               <w:rPr>
                 <w:rFonts w:ascii="Times New Roman" w:hAnsi="Times New Roman" w:cs="Times New Roman"/>
-                <w:lang/>
-              </w:rPr>
-            </w:pPr>
-            <w:r>
-              <w:rPr>
-                <w:rFonts w:ascii="Times New Roman" w:hAnsi="Times New Roman" w:cs="Times New Roman"/>
-                <w:lang/>
+              </w:rPr>
+            </w:pPr>
+            <w:r>
+              <w:rPr>
+                <w:rFonts w:ascii="Times New Roman" w:hAnsi="Times New Roman" w:cs="Times New Roman"/>
               </w:rPr>
               <w:t>1.2.3</w:t>
             </w:r>
@@ -11446,13 +10423,11 @@
             <w:pPr>
               <w:rPr>
                 <w:rFonts w:ascii="Times New Roman" w:hAnsi="Times New Roman" w:cs="Times New Roman"/>
-                <w:lang/>
-              </w:rPr>
-            </w:pPr>
-            <w:r>
-              <w:rPr>
-                <w:rFonts w:ascii="Times New Roman" w:hAnsi="Times New Roman" w:cs="Times New Roman"/>
-                <w:lang/>
+              </w:rPr>
+            </w:pPr>
+            <w:r>
+              <w:rPr>
+                <w:rFonts w:ascii="Times New Roman" w:hAnsi="Times New Roman" w:cs="Times New Roman"/>
               </w:rPr>
               <w:t>Họp khởi động nhóm</w:t>
             </w:r>
@@ -11467,13 +10442,11 @@
             <w:pPr>
               <w:rPr>
                 <w:rFonts w:ascii="Times New Roman" w:hAnsi="Times New Roman" w:cs="Times New Roman"/>
-                <w:lang/>
-              </w:rPr>
-            </w:pPr>
-            <w:r>
-              <w:rPr>
-                <w:rFonts w:ascii="Times New Roman" w:hAnsi="Times New Roman" w:cs="Times New Roman"/>
-                <w:lang/>
+              </w:rPr>
+            </w:pPr>
+            <w:r>
+              <w:rPr>
+                <w:rFonts w:ascii="Times New Roman" w:hAnsi="Times New Roman" w:cs="Times New Roman"/>
               </w:rPr>
               <w:t>Thống nhất công cụ sử dụng: VSCode, Postman, GitHub, Docker, DBeaver.</w:t>
             </w:r>
@@ -11490,13 +10463,11 @@
             <w:pPr>
               <w:rPr>
                 <w:rFonts w:ascii="Times New Roman" w:hAnsi="Times New Roman" w:cs="Times New Roman"/>
-                <w:lang/>
-              </w:rPr>
-            </w:pPr>
-            <w:r>
-              <w:rPr>
-                <w:rFonts w:ascii="Times New Roman" w:hAnsi="Times New Roman" w:cs="Times New Roman"/>
-                <w:lang/>
+              </w:rPr>
+            </w:pPr>
+            <w:r>
+              <w:rPr>
+                <w:rFonts w:ascii="Times New Roman" w:hAnsi="Times New Roman" w:cs="Times New Roman"/>
               </w:rPr>
               <w:t>3</w:t>
             </w:r>
@@ -11511,13 +10482,11 @@
             <w:pPr>
               <w:rPr>
                 <w:rFonts w:ascii="Times New Roman" w:hAnsi="Times New Roman" w:cs="Times New Roman"/>
-                <w:lang/>
-              </w:rPr>
-            </w:pPr>
-            <w:r>
-              <w:rPr>
-                <w:rFonts w:ascii="Times New Roman" w:hAnsi="Times New Roman" w:cs="Times New Roman"/>
-                <w:lang/>
+              </w:rPr>
+            </w:pPr>
+            <w:r>
+              <w:rPr>
+                <w:rFonts w:ascii="Times New Roman" w:hAnsi="Times New Roman" w:cs="Times New Roman"/>
               </w:rPr>
               <w:t>1.2.4</w:t>
             </w:r>
@@ -11532,13 +10501,11 @@
             <w:pPr>
               <w:rPr>
                 <w:rFonts w:ascii="Times New Roman" w:hAnsi="Times New Roman" w:cs="Times New Roman"/>
-                <w:lang/>
-              </w:rPr>
-            </w:pPr>
-            <w:r>
-              <w:rPr>
-                <w:rFonts w:ascii="Times New Roman" w:hAnsi="Times New Roman" w:cs="Times New Roman"/>
-                <w:lang/>
+              </w:rPr>
+            </w:pPr>
+            <w:r>
+              <w:rPr>
+                <w:rFonts w:ascii="Times New Roman" w:hAnsi="Times New Roman" w:cs="Times New Roman"/>
               </w:rPr>
               <w:t>Lập kế hoạch chi tiết</w:t>
             </w:r>
@@ -11553,13 +10520,11 @@
             <w:pPr>
               <w:rPr>
                 <w:rFonts w:ascii="Times New Roman" w:hAnsi="Times New Roman" w:cs="Times New Roman"/>
-                <w:lang/>
-              </w:rPr>
-            </w:pPr>
-            <w:r>
-              <w:rPr>
-                <w:rFonts w:ascii="Times New Roman" w:hAnsi="Times New Roman" w:cs="Times New Roman"/>
-                <w:lang/>
+              </w:rPr>
+            </w:pPr>
+            <w:r>
+              <w:rPr>
+                <w:rFonts w:ascii="Times New Roman" w:hAnsi="Times New Roman" w:cs="Times New Roman"/>
               </w:rPr>
               <w:t>Xây dựng timeline, biểu đồ Gantt, phân bổ thời gian và nhiệm vụ từng thành viên.</w:t>
             </w:r>
@@ -11576,13 +10541,11 @@
             <w:pPr>
               <w:rPr>
                 <w:rFonts w:ascii="Times New Roman" w:hAnsi="Times New Roman" w:cs="Times New Roman"/>
-                <w:lang/>
-              </w:rPr>
-            </w:pPr>
-            <w:r>
-              <w:rPr>
-                <w:rFonts w:ascii="Times New Roman" w:hAnsi="Times New Roman" w:cs="Times New Roman"/>
-                <w:lang/>
+              </w:rPr>
+            </w:pPr>
+            <w:r>
+              <w:rPr>
+                <w:rFonts w:ascii="Times New Roman" w:hAnsi="Times New Roman" w:cs="Times New Roman"/>
               </w:rPr>
               <w:t>3</w:t>
             </w:r>
@@ -11597,13 +10560,11 @@
             <w:pPr>
               <w:rPr>
                 <w:rFonts w:ascii="Times New Roman" w:hAnsi="Times New Roman" w:cs="Times New Roman"/>
-                <w:lang/>
-              </w:rPr>
-            </w:pPr>
-            <w:r>
-              <w:rPr>
-                <w:rFonts w:ascii="Times New Roman" w:hAnsi="Times New Roman" w:cs="Times New Roman"/>
-                <w:lang/>
+              </w:rPr>
+            </w:pPr>
+            <w:r>
+              <w:rPr>
+                <w:rFonts w:ascii="Times New Roman" w:hAnsi="Times New Roman" w:cs="Times New Roman"/>
               </w:rPr>
               <w:t>1.2.5</w:t>
             </w:r>
@@ -11618,13 +10579,11 @@
             <w:pPr>
               <w:rPr>
                 <w:rFonts w:ascii="Times New Roman" w:hAnsi="Times New Roman" w:cs="Times New Roman"/>
-                <w:lang/>
-              </w:rPr>
-            </w:pPr>
-            <w:r>
-              <w:rPr>
-                <w:rFonts w:ascii="Times New Roman" w:hAnsi="Times New Roman" w:cs="Times New Roman"/>
-                <w:lang/>
+              </w:rPr>
+            </w:pPr>
+            <w:r>
+              <w:rPr>
+                <w:rFonts w:ascii="Times New Roman" w:hAnsi="Times New Roman" w:cs="Times New Roman"/>
               </w:rPr>
               <w:t>Trình kế hoạch dự án</w:t>
             </w:r>
@@ -11639,13 +10598,11 @@
             <w:pPr>
               <w:rPr>
                 <w:rFonts w:ascii="Times New Roman" w:hAnsi="Times New Roman" w:cs="Times New Roman"/>
-                <w:lang/>
-              </w:rPr>
-            </w:pPr>
-            <w:r>
-              <w:rPr>
-                <w:rFonts w:ascii="Times New Roman" w:hAnsi="Times New Roman" w:cs="Times New Roman"/>
-                <w:lang/>
+              </w:rPr>
+            </w:pPr>
+            <w:r>
+              <w:rPr>
+                <w:rFonts w:ascii="Times New Roman" w:hAnsi="Times New Roman" w:cs="Times New Roman"/>
               </w:rPr>
               <w:t>Gửi kế hoạch chi tiết cho giảng viên hướng dẫn để nhận xét.</w:t>
             </w:r>
@@ -11662,13 +10619,11 @@
             <w:pPr>
               <w:rPr>
                 <w:rFonts w:ascii="Times New Roman" w:hAnsi="Times New Roman" w:cs="Times New Roman"/>
-                <w:lang/>
-              </w:rPr>
-            </w:pPr>
-            <w:r>
-              <w:rPr>
-                <w:rFonts w:ascii="Times New Roman" w:hAnsi="Times New Roman" w:cs="Times New Roman"/>
-                <w:lang/>
+              </w:rPr>
+            </w:pPr>
+            <w:r>
+              <w:rPr>
+                <w:rFonts w:ascii="Times New Roman" w:hAnsi="Times New Roman" w:cs="Times New Roman"/>
               </w:rPr>
               <w:t>3</w:t>
             </w:r>
@@ -11683,13 +10638,11 @@
             <w:pPr>
               <w:rPr>
                 <w:rFonts w:ascii="Times New Roman" w:hAnsi="Times New Roman" w:cs="Times New Roman"/>
-                <w:lang/>
-              </w:rPr>
-            </w:pPr>
-            <w:r>
-              <w:rPr>
-                <w:rFonts w:ascii="Times New Roman" w:hAnsi="Times New Roman" w:cs="Times New Roman"/>
-                <w:lang/>
+              </w:rPr>
+            </w:pPr>
+            <w:r>
+              <w:rPr>
+                <w:rFonts w:ascii="Times New Roman" w:hAnsi="Times New Roman" w:cs="Times New Roman"/>
               </w:rPr>
               <w:t>1.2.6</w:t>
             </w:r>
@@ -11704,13 +10657,11 @@
             <w:pPr>
               <w:rPr>
                 <w:rFonts w:ascii="Times New Roman" w:hAnsi="Times New Roman" w:cs="Times New Roman"/>
-                <w:lang/>
-              </w:rPr>
-            </w:pPr>
-            <w:r>
-              <w:rPr>
-                <w:rFonts w:ascii="Times New Roman" w:hAnsi="Times New Roman" w:cs="Times New Roman"/>
-                <w:lang/>
+              </w:rPr>
+            </w:pPr>
+            <w:r>
+              <w:rPr>
+                <w:rFonts w:ascii="Times New Roman" w:hAnsi="Times New Roman" w:cs="Times New Roman"/>
               </w:rPr>
               <w:t>Phê duyệt kế hoạch</w:t>
             </w:r>
@@ -11725,13 +10676,11 @@
             <w:pPr>
               <w:rPr>
                 <w:rFonts w:ascii="Times New Roman" w:hAnsi="Times New Roman" w:cs="Times New Roman"/>
-                <w:lang/>
-              </w:rPr>
-            </w:pPr>
-            <w:r>
-              <w:rPr>
-                <w:rFonts w:ascii="Times New Roman" w:hAnsi="Times New Roman" w:cs="Times New Roman"/>
-                <w:lang/>
+              </w:rPr>
+            </w:pPr>
+            <w:r>
+              <w:rPr>
+                <w:rFonts w:ascii="Times New Roman" w:hAnsi="Times New Roman" w:cs="Times New Roman"/>
               </w:rPr>
               <w:t>Giảng viên duyệt kế hoạch, cho phép tiến hành lập trình.</w:t>
             </w:r>
@@ -11748,13 +10697,11 @@
             <w:pPr>
               <w:rPr>
                 <w:rFonts w:ascii="Times New Roman" w:hAnsi="Times New Roman" w:cs="Times New Roman"/>
-                <w:lang/>
-              </w:rPr>
-            </w:pPr>
-            <w:r>
-              <w:rPr>
-                <w:rFonts w:ascii="Times New Roman" w:hAnsi="Times New Roman" w:cs="Times New Roman"/>
-                <w:lang/>
+              </w:rPr>
+            </w:pPr>
+            <w:r>
+              <w:rPr>
+                <w:rFonts w:ascii="Times New Roman" w:hAnsi="Times New Roman" w:cs="Times New Roman"/>
               </w:rPr>
               <w:t>2</w:t>
             </w:r>
@@ -11769,13 +10716,11 @@
             <w:pPr>
               <w:rPr>
                 <w:rFonts w:ascii="Times New Roman" w:hAnsi="Times New Roman" w:cs="Times New Roman"/>
-                <w:lang/>
-              </w:rPr>
-            </w:pPr>
-            <w:r>
-              <w:rPr>
-                <w:rFonts w:ascii="Times New Roman" w:hAnsi="Times New Roman" w:cs="Times New Roman"/>
-                <w:lang/>
+              </w:rPr>
+            </w:pPr>
+            <w:r>
+              <w:rPr>
+                <w:rFonts w:ascii="Times New Roman" w:hAnsi="Times New Roman" w:cs="Times New Roman"/>
               </w:rPr>
               <w:t>1.3</w:t>
             </w:r>
@@ -11790,7 +10735,6 @@
             <w:pPr>
               <w:rPr>
                 <w:rFonts w:ascii="Times New Roman" w:hAnsi="Times New Roman" w:cs="Times New Roman"/>
-                <w:lang/>
               </w:rPr>
             </w:pPr>
             <w:r>
@@ -11798,7 +10742,6 @@
                 <w:rFonts w:ascii="Times New Roman" w:hAnsi="Times New Roman" w:cs="Times New Roman"/>
                 <w:b/>
                 <w:bCs/>
-                <w:lang/>
               </w:rPr>
               <w:t>Thực thi</w:t>
             </w:r>
@@ -11813,13 +10756,11 @@
             <w:pPr>
               <w:rPr>
                 <w:rFonts w:ascii="Times New Roman" w:hAnsi="Times New Roman" w:cs="Times New Roman"/>
-                <w:lang/>
-              </w:rPr>
-            </w:pPr>
-            <w:r>
-              <w:rPr>
-                <w:rFonts w:ascii="Times New Roman" w:hAnsi="Times New Roman" w:cs="Times New Roman"/>
-                <w:lang/>
+              </w:rPr>
+            </w:pPr>
+            <w:r>
+              <w:rPr>
+                <w:rFonts w:ascii="Times New Roman" w:hAnsi="Times New Roman" w:cs="Times New Roman"/>
               </w:rPr>
               <w:t>Giai đoạn chính để phát triển và triển khai phần mềm.</w:t>
             </w:r>
@@ -11836,13 +10777,11 @@
             <w:pPr>
               <w:rPr>
                 <w:rFonts w:ascii="Times New Roman" w:hAnsi="Times New Roman" w:cs="Times New Roman"/>
-                <w:lang/>
-              </w:rPr>
-            </w:pPr>
-            <w:r>
-              <w:rPr>
-                <w:rFonts w:ascii="Times New Roman" w:hAnsi="Times New Roman" w:cs="Times New Roman"/>
-                <w:lang/>
+              </w:rPr>
+            </w:pPr>
+            <w:r>
+              <w:rPr>
+                <w:rFonts w:ascii="Times New Roman" w:hAnsi="Times New Roman" w:cs="Times New Roman"/>
               </w:rPr>
               <w:t>3</w:t>
             </w:r>
@@ -11857,13 +10796,11 @@
             <w:pPr>
               <w:rPr>
                 <w:rFonts w:ascii="Times New Roman" w:hAnsi="Times New Roman" w:cs="Times New Roman"/>
-                <w:lang/>
-              </w:rPr>
-            </w:pPr>
-            <w:r>
-              <w:rPr>
-                <w:rFonts w:ascii="Times New Roman" w:hAnsi="Times New Roman" w:cs="Times New Roman"/>
-                <w:lang/>
+              </w:rPr>
+            </w:pPr>
+            <w:r>
+              <w:rPr>
+                <w:rFonts w:ascii="Times New Roman" w:hAnsi="Times New Roman" w:cs="Times New Roman"/>
               </w:rPr>
               <w:t>1.3.1</w:t>
             </w:r>
@@ -11878,13 +10815,11 @@
             <w:pPr>
               <w:rPr>
                 <w:rFonts w:ascii="Times New Roman" w:hAnsi="Times New Roman" w:cs="Times New Roman"/>
-                <w:lang/>
-              </w:rPr>
-            </w:pPr>
-            <w:r>
-              <w:rPr>
-                <w:rFonts w:ascii="Times New Roman" w:hAnsi="Times New Roman" w:cs="Times New Roman"/>
-                <w:lang/>
+              </w:rPr>
+            </w:pPr>
+            <w:r>
+              <w:rPr>
+                <w:rFonts w:ascii="Times New Roman" w:hAnsi="Times New Roman" w:cs="Times New Roman"/>
               </w:rPr>
               <w:t>Cài đặt môi trường phát triển</w:t>
             </w:r>
@@ -11899,13 +10834,11 @@
             <w:pPr>
               <w:rPr>
                 <w:rFonts w:ascii="Times New Roman" w:hAnsi="Times New Roman" w:cs="Times New Roman"/>
-                <w:lang/>
-              </w:rPr>
-            </w:pPr>
-            <w:r>
-              <w:rPr>
-                <w:rFonts w:ascii="Times New Roman" w:hAnsi="Times New Roman" w:cs="Times New Roman"/>
-                <w:lang/>
+              </w:rPr>
+            </w:pPr>
+            <w:r>
+              <w:rPr>
+                <w:rFonts w:ascii="Times New Roman" w:hAnsi="Times New Roman" w:cs="Times New Roman"/>
               </w:rPr>
               <w:t>Cấu hình Node.js, Flutter SDK, PostgreSQL, Docker và pgAdmin.</w:t>
             </w:r>
@@ -11922,13 +10855,11 @@
             <w:pPr>
               <w:rPr>
                 <w:rFonts w:ascii="Times New Roman" w:hAnsi="Times New Roman" w:cs="Times New Roman"/>
-                <w:lang/>
-              </w:rPr>
-            </w:pPr>
-            <w:r>
-              <w:rPr>
-                <w:rFonts w:ascii="Times New Roman" w:hAnsi="Times New Roman" w:cs="Times New Roman"/>
-                <w:lang/>
+              </w:rPr>
+            </w:pPr>
+            <w:r>
+              <w:rPr>
+                <w:rFonts w:ascii="Times New Roman" w:hAnsi="Times New Roman" w:cs="Times New Roman"/>
               </w:rPr>
               <w:t>3</w:t>
             </w:r>
@@ -11943,13 +10874,11 @@
             <w:pPr>
               <w:rPr>
                 <w:rFonts w:ascii="Times New Roman" w:hAnsi="Times New Roman" w:cs="Times New Roman"/>
-                <w:lang/>
-              </w:rPr>
-            </w:pPr>
-            <w:r>
-              <w:rPr>
-                <w:rFonts w:ascii="Times New Roman" w:hAnsi="Times New Roman" w:cs="Times New Roman"/>
-                <w:lang/>
+              </w:rPr>
+            </w:pPr>
+            <w:r>
+              <w:rPr>
+                <w:rFonts w:ascii="Times New Roman" w:hAnsi="Times New Roman" w:cs="Times New Roman"/>
               </w:rPr>
               <w:t>1.3.2</w:t>
             </w:r>
@@ -11964,13 +10893,11 @@
             <w:pPr>
               <w:rPr>
                 <w:rFonts w:ascii="Times New Roman" w:hAnsi="Times New Roman" w:cs="Times New Roman"/>
-                <w:lang/>
-              </w:rPr>
-            </w:pPr>
-            <w:r>
-              <w:rPr>
-                <w:rFonts w:ascii="Times New Roman" w:hAnsi="Times New Roman" w:cs="Times New Roman"/>
-                <w:lang/>
+              </w:rPr>
+            </w:pPr>
+            <w:r>
+              <w:rPr>
+                <w:rFonts w:ascii="Times New Roman" w:hAnsi="Times New Roman" w:cs="Times New Roman"/>
               </w:rPr>
               <w:t>Thiết kế hệ thống và cơ sở dữ liệu</w:t>
             </w:r>
@@ -11985,13 +10912,11 @@
             <w:pPr>
               <w:rPr>
                 <w:rFonts w:ascii="Times New Roman" w:hAnsi="Times New Roman" w:cs="Times New Roman"/>
-                <w:lang/>
-              </w:rPr>
-            </w:pPr>
-            <w:r>
-              <w:rPr>
-                <w:rFonts w:ascii="Times New Roman" w:hAnsi="Times New Roman" w:cs="Times New Roman"/>
-                <w:lang/>
+              </w:rPr>
+            </w:pPr>
+            <w:r>
+              <w:rPr>
+                <w:rFonts w:ascii="Times New Roman" w:hAnsi="Times New Roman" w:cs="Times New Roman"/>
               </w:rPr>
               <w:t>Thiết kế mô hình ERD, các bảng (Thuoc, PhieuKho, NguoiDung, VaiTro), và API endpoints.</w:t>
             </w:r>
@@ -12008,13 +10933,11 @@
             <w:pPr>
               <w:rPr>
                 <w:rFonts w:ascii="Times New Roman" w:hAnsi="Times New Roman" w:cs="Times New Roman"/>
-                <w:lang/>
-              </w:rPr>
-            </w:pPr>
-            <w:r>
-              <w:rPr>
-                <w:rFonts w:ascii="Times New Roman" w:hAnsi="Times New Roman" w:cs="Times New Roman"/>
-                <w:lang/>
+              </w:rPr>
+            </w:pPr>
+            <w:r>
+              <w:rPr>
+                <w:rFonts w:ascii="Times New Roman" w:hAnsi="Times New Roman" w:cs="Times New Roman"/>
               </w:rPr>
               <w:t>3</w:t>
             </w:r>
@@ -12029,13 +10952,11 @@
             <w:pPr>
               <w:rPr>
                 <w:rFonts w:ascii="Times New Roman" w:hAnsi="Times New Roman" w:cs="Times New Roman"/>
-                <w:lang/>
-              </w:rPr>
-            </w:pPr>
-            <w:r>
-              <w:rPr>
-                <w:rFonts w:ascii="Times New Roman" w:hAnsi="Times New Roman" w:cs="Times New Roman"/>
-                <w:lang/>
+              </w:rPr>
+            </w:pPr>
+            <w:r>
+              <w:rPr>
+                <w:rFonts w:ascii="Times New Roman" w:hAnsi="Times New Roman" w:cs="Times New Roman"/>
               </w:rPr>
               <w:t>1.3.3</w:t>
             </w:r>
@@ -12050,13 +10971,11 @@
             <w:pPr>
               <w:rPr>
                 <w:rFonts w:ascii="Times New Roman" w:hAnsi="Times New Roman" w:cs="Times New Roman"/>
-                <w:lang/>
-              </w:rPr>
-            </w:pPr>
-            <w:r>
-              <w:rPr>
-                <w:rFonts w:ascii="Times New Roman" w:hAnsi="Times New Roman" w:cs="Times New Roman"/>
-                <w:lang/>
+              </w:rPr>
+            </w:pPr>
+            <w:r>
+              <w:rPr>
+                <w:rFonts w:ascii="Times New Roman" w:hAnsi="Times New Roman" w:cs="Times New Roman"/>
               </w:rPr>
               <w:t>Phát triển Backend (Node.js)</w:t>
             </w:r>
@@ -12071,13 +10990,11 @@
             <w:pPr>
               <w:rPr>
                 <w:rFonts w:ascii="Times New Roman" w:hAnsi="Times New Roman" w:cs="Times New Roman"/>
-                <w:lang/>
-              </w:rPr>
-            </w:pPr>
-            <w:r>
-              <w:rPr>
-                <w:rFonts w:ascii="Times New Roman" w:hAnsi="Times New Roman" w:cs="Times New Roman"/>
-                <w:lang/>
+              </w:rPr>
+            </w:pPr>
+            <w:r>
+              <w:rPr>
+                <w:rFonts w:ascii="Times New Roman" w:hAnsi="Times New Roman" w:cs="Times New Roman"/>
               </w:rPr>
               <w:t>Xây dựng API RESTful, xử lý logic nhập/xuất kho, tồn kho, cảnh báo thuốc sắp hết hạn.</w:t>
             </w:r>
@@ -12094,13 +11011,11 @@
             <w:pPr>
               <w:rPr>
                 <w:rFonts w:ascii="Times New Roman" w:hAnsi="Times New Roman" w:cs="Times New Roman"/>
-                <w:lang/>
-              </w:rPr>
-            </w:pPr>
-            <w:r>
-              <w:rPr>
-                <w:rFonts w:ascii="Times New Roman" w:hAnsi="Times New Roman" w:cs="Times New Roman"/>
-                <w:lang/>
+              </w:rPr>
+            </w:pPr>
+            <w:r>
+              <w:rPr>
+                <w:rFonts w:ascii="Times New Roman" w:hAnsi="Times New Roman" w:cs="Times New Roman"/>
               </w:rPr>
               <w:lastRenderedPageBreak/>
               <w:t>3</w:t>
@@ -12116,13 +11031,11 @@
             <w:pPr>
               <w:rPr>
                 <w:rFonts w:ascii="Times New Roman" w:hAnsi="Times New Roman" w:cs="Times New Roman"/>
-                <w:lang/>
-              </w:rPr>
-            </w:pPr>
-            <w:r>
-              <w:rPr>
-                <w:rFonts w:ascii="Times New Roman" w:hAnsi="Times New Roman" w:cs="Times New Roman"/>
-                <w:lang/>
+              </w:rPr>
+            </w:pPr>
+            <w:r>
+              <w:rPr>
+                <w:rFonts w:ascii="Times New Roman" w:hAnsi="Times New Roman" w:cs="Times New Roman"/>
               </w:rPr>
               <w:t>1.3.4</w:t>
             </w:r>
@@ -12137,13 +11050,11 @@
             <w:pPr>
               <w:rPr>
                 <w:rFonts w:ascii="Times New Roman" w:hAnsi="Times New Roman" w:cs="Times New Roman"/>
-                <w:lang/>
-              </w:rPr>
-            </w:pPr>
-            <w:r>
-              <w:rPr>
-                <w:rFonts w:ascii="Times New Roman" w:hAnsi="Times New Roman" w:cs="Times New Roman"/>
-                <w:lang/>
+              </w:rPr>
+            </w:pPr>
+            <w:r>
+              <w:rPr>
+                <w:rFonts w:ascii="Times New Roman" w:hAnsi="Times New Roman" w:cs="Times New Roman"/>
               </w:rPr>
               <w:t>Phát triển Frontend (Flutter)</w:t>
             </w:r>
@@ -12158,13 +11069,11 @@
             <w:pPr>
               <w:rPr>
                 <w:rFonts w:ascii="Times New Roman" w:hAnsi="Times New Roman" w:cs="Times New Roman"/>
-                <w:lang/>
-              </w:rPr>
-            </w:pPr>
-            <w:r>
-              <w:rPr>
-                <w:rFonts w:ascii="Times New Roman" w:hAnsi="Times New Roman" w:cs="Times New Roman"/>
-                <w:lang/>
+              </w:rPr>
+            </w:pPr>
+            <w:r>
+              <w:rPr>
+                <w:rFonts w:ascii="Times New Roman" w:hAnsi="Times New Roman" w:cs="Times New Roman"/>
               </w:rPr>
               <w:t>Xây dựng giao diện trang chủ, quản lý thuốc, phiếu kho, người dùng, hiển thị cảnh báo.</w:t>
             </w:r>
@@ -12181,13 +11090,11 @@
             <w:pPr>
               <w:rPr>
                 <w:rFonts w:ascii="Times New Roman" w:hAnsi="Times New Roman" w:cs="Times New Roman"/>
-                <w:lang/>
-              </w:rPr>
-            </w:pPr>
-            <w:r>
-              <w:rPr>
-                <w:rFonts w:ascii="Times New Roman" w:hAnsi="Times New Roman" w:cs="Times New Roman"/>
-                <w:lang/>
+              </w:rPr>
+            </w:pPr>
+            <w:r>
+              <w:rPr>
+                <w:rFonts w:ascii="Times New Roman" w:hAnsi="Times New Roman" w:cs="Times New Roman"/>
               </w:rPr>
               <w:t>3</w:t>
             </w:r>
@@ -12202,13 +11109,11 @@
             <w:pPr>
               <w:rPr>
                 <w:rFonts w:ascii="Times New Roman" w:hAnsi="Times New Roman" w:cs="Times New Roman"/>
-                <w:lang/>
-              </w:rPr>
-            </w:pPr>
-            <w:r>
-              <w:rPr>
-                <w:rFonts w:ascii="Times New Roman" w:hAnsi="Times New Roman" w:cs="Times New Roman"/>
-                <w:lang/>
+              </w:rPr>
+            </w:pPr>
+            <w:r>
+              <w:rPr>
+                <w:rFonts w:ascii="Times New Roman" w:hAnsi="Times New Roman" w:cs="Times New Roman"/>
               </w:rPr>
               <w:t>1.3.5</w:t>
             </w:r>
@@ -12223,13 +11128,11 @@
             <w:pPr>
               <w:rPr>
                 <w:rFonts w:ascii="Times New Roman" w:hAnsi="Times New Roman" w:cs="Times New Roman"/>
-                <w:lang/>
-              </w:rPr>
-            </w:pPr>
-            <w:r>
-              <w:rPr>
-                <w:rFonts w:ascii="Times New Roman" w:hAnsi="Times New Roman" w:cs="Times New Roman"/>
-                <w:lang/>
+              </w:rPr>
+            </w:pPr>
+            <w:r>
+              <w:rPr>
+                <w:rFonts w:ascii="Times New Roman" w:hAnsi="Times New Roman" w:cs="Times New Roman"/>
               </w:rPr>
               <w:t>Tích hợp Frontend – Backend</w:t>
             </w:r>
@@ -12244,13 +11147,11 @@
             <w:pPr>
               <w:rPr>
                 <w:rFonts w:ascii="Times New Roman" w:hAnsi="Times New Roman" w:cs="Times New Roman"/>
-                <w:lang/>
-              </w:rPr>
-            </w:pPr>
-            <w:r>
-              <w:rPr>
-                <w:rFonts w:ascii="Times New Roman" w:hAnsi="Times New Roman" w:cs="Times New Roman"/>
-                <w:lang/>
+              </w:rPr>
+            </w:pPr>
+            <w:r>
+              <w:rPr>
+                <w:rFonts w:ascii="Times New Roman" w:hAnsi="Times New Roman" w:cs="Times New Roman"/>
               </w:rPr>
               <w:t>Kết nối API, xử lý xác thực JWT, hiển thị dữ liệu đồng bộ giữa BE và FE.</w:t>
             </w:r>
@@ -12267,13 +11168,11 @@
             <w:pPr>
               <w:rPr>
                 <w:rFonts w:ascii="Times New Roman" w:hAnsi="Times New Roman" w:cs="Times New Roman"/>
-                <w:lang/>
-              </w:rPr>
-            </w:pPr>
-            <w:r>
-              <w:rPr>
-                <w:rFonts w:ascii="Times New Roman" w:hAnsi="Times New Roman" w:cs="Times New Roman"/>
-                <w:lang/>
+              </w:rPr>
+            </w:pPr>
+            <w:r>
+              <w:rPr>
+                <w:rFonts w:ascii="Times New Roman" w:hAnsi="Times New Roman" w:cs="Times New Roman"/>
               </w:rPr>
               <w:t>3</w:t>
             </w:r>
@@ -12288,13 +11187,11 @@
             <w:pPr>
               <w:rPr>
                 <w:rFonts w:ascii="Times New Roman" w:hAnsi="Times New Roman" w:cs="Times New Roman"/>
-                <w:lang/>
-              </w:rPr>
-            </w:pPr>
-            <w:r>
-              <w:rPr>
-                <w:rFonts w:ascii="Times New Roman" w:hAnsi="Times New Roman" w:cs="Times New Roman"/>
-                <w:lang/>
+              </w:rPr>
+            </w:pPr>
+            <w:r>
+              <w:rPr>
+                <w:rFonts w:ascii="Times New Roman" w:hAnsi="Times New Roman" w:cs="Times New Roman"/>
               </w:rPr>
               <w:t>1.3.6</w:t>
             </w:r>
@@ -12309,13 +11206,11 @@
             <w:pPr>
               <w:rPr>
                 <w:rFonts w:ascii="Times New Roman" w:hAnsi="Times New Roman" w:cs="Times New Roman"/>
-                <w:lang/>
-              </w:rPr>
-            </w:pPr>
-            <w:r>
-              <w:rPr>
-                <w:rFonts w:ascii="Times New Roman" w:hAnsi="Times New Roman" w:cs="Times New Roman"/>
-                <w:lang/>
+              </w:rPr>
+            </w:pPr>
+            <w:r>
+              <w:rPr>
+                <w:rFonts w:ascii="Times New Roman" w:hAnsi="Times New Roman" w:cs="Times New Roman"/>
               </w:rPr>
               <w:t>Kiểm thử và gỡ lỗi</w:t>
             </w:r>
@@ -12330,13 +11225,11 @@
             <w:pPr>
               <w:rPr>
                 <w:rFonts w:ascii="Times New Roman" w:hAnsi="Times New Roman" w:cs="Times New Roman"/>
-                <w:lang/>
-              </w:rPr>
-            </w:pPr>
-            <w:r>
-              <w:rPr>
-                <w:rFonts w:ascii="Times New Roman" w:hAnsi="Times New Roman" w:cs="Times New Roman"/>
-                <w:lang/>
+              </w:rPr>
+            </w:pPr>
+            <w:r>
+              <w:rPr>
+                <w:rFonts w:ascii="Times New Roman" w:hAnsi="Times New Roman" w:cs="Times New Roman"/>
               </w:rPr>
               <w:t>Viết test case, chạy thử chức năng (nhập thuốc, cảnh báo, thống kê), sửa lỗi logic và giao diện.</w:t>
             </w:r>
@@ -12353,13 +11246,11 @@
             <w:pPr>
               <w:rPr>
                 <w:rFonts w:ascii="Times New Roman" w:hAnsi="Times New Roman" w:cs="Times New Roman"/>
-                <w:lang/>
-              </w:rPr>
-            </w:pPr>
-            <w:r>
-              <w:rPr>
-                <w:rFonts w:ascii="Times New Roman" w:hAnsi="Times New Roman" w:cs="Times New Roman"/>
-                <w:lang/>
+              </w:rPr>
+            </w:pPr>
+            <w:r>
+              <w:rPr>
+                <w:rFonts w:ascii="Times New Roman" w:hAnsi="Times New Roman" w:cs="Times New Roman"/>
               </w:rPr>
               <w:t>3</w:t>
             </w:r>
@@ -12374,13 +11265,11 @@
             <w:pPr>
               <w:rPr>
                 <w:rFonts w:ascii="Times New Roman" w:hAnsi="Times New Roman" w:cs="Times New Roman"/>
-                <w:lang/>
-              </w:rPr>
-            </w:pPr>
-            <w:r>
-              <w:rPr>
-                <w:rFonts w:ascii="Times New Roman" w:hAnsi="Times New Roman" w:cs="Times New Roman"/>
-                <w:lang/>
+              </w:rPr>
+            </w:pPr>
+            <w:r>
+              <w:rPr>
+                <w:rFonts w:ascii="Times New Roman" w:hAnsi="Times New Roman" w:cs="Times New Roman"/>
               </w:rPr>
               <w:t>1.3.7</w:t>
             </w:r>
@@ -12395,13 +11284,11 @@
             <w:pPr>
               <w:rPr>
                 <w:rFonts w:ascii="Times New Roman" w:hAnsi="Times New Roman" w:cs="Times New Roman"/>
-                <w:lang/>
-              </w:rPr>
-            </w:pPr>
-            <w:r>
-              <w:rPr>
-                <w:rFonts w:ascii="Times New Roman" w:hAnsi="Times New Roman" w:cs="Times New Roman"/>
-                <w:lang/>
+              </w:rPr>
+            </w:pPr>
+            <w:r>
+              <w:rPr>
+                <w:rFonts w:ascii="Times New Roman" w:hAnsi="Times New Roman" w:cs="Times New Roman"/>
               </w:rPr>
               <w:t>Triển khai thử nghiệm</w:t>
             </w:r>
@@ -12416,13 +11303,11 @@
             <w:pPr>
               <w:rPr>
                 <w:rFonts w:ascii="Times New Roman" w:hAnsi="Times New Roman" w:cs="Times New Roman"/>
-                <w:lang/>
-              </w:rPr>
-            </w:pPr>
-            <w:r>
-              <w:rPr>
-                <w:rFonts w:ascii="Times New Roman" w:hAnsi="Times New Roman" w:cs="Times New Roman"/>
-                <w:lang/>
+              </w:rPr>
+            </w:pPr>
+            <w:r>
+              <w:rPr>
+                <w:rFonts w:ascii="Times New Roman" w:hAnsi="Times New Roman" w:cs="Times New Roman"/>
               </w:rPr>
               <w:t>Cài đặt và chạy thử ứng dụng trên máy cục bộ hoặc máy chủ demo.</w:t>
             </w:r>
@@ -12439,13 +11324,11 @@
             <w:pPr>
               <w:rPr>
                 <w:rFonts w:ascii="Times New Roman" w:hAnsi="Times New Roman" w:cs="Times New Roman"/>
-                <w:lang/>
-              </w:rPr>
-            </w:pPr>
-            <w:r>
-              <w:rPr>
-                <w:rFonts w:ascii="Times New Roman" w:hAnsi="Times New Roman" w:cs="Times New Roman"/>
-                <w:lang/>
+              </w:rPr>
+            </w:pPr>
+            <w:r>
+              <w:rPr>
+                <w:rFonts w:ascii="Times New Roman" w:hAnsi="Times New Roman" w:cs="Times New Roman"/>
               </w:rPr>
               <w:t>3</w:t>
             </w:r>
@@ -12460,13 +11343,11 @@
             <w:pPr>
               <w:rPr>
                 <w:rFonts w:ascii="Times New Roman" w:hAnsi="Times New Roman" w:cs="Times New Roman"/>
-                <w:lang/>
-              </w:rPr>
-            </w:pPr>
-            <w:r>
-              <w:rPr>
-                <w:rFonts w:ascii="Times New Roman" w:hAnsi="Times New Roman" w:cs="Times New Roman"/>
-                <w:lang/>
+              </w:rPr>
+            </w:pPr>
+            <w:r>
+              <w:rPr>
+                <w:rFonts w:ascii="Times New Roman" w:hAnsi="Times New Roman" w:cs="Times New Roman"/>
               </w:rPr>
               <w:t>1.3.8</w:t>
             </w:r>
@@ -12481,13 +11362,11 @@
             <w:pPr>
               <w:rPr>
                 <w:rFonts w:ascii="Times New Roman" w:hAnsi="Times New Roman" w:cs="Times New Roman"/>
-                <w:lang/>
-              </w:rPr>
-            </w:pPr>
-            <w:r>
-              <w:rPr>
-                <w:rFonts w:ascii="Times New Roman" w:hAnsi="Times New Roman" w:cs="Times New Roman"/>
-                <w:lang/>
+              </w:rPr>
+            </w:pPr>
+            <w:r>
+              <w:rPr>
+                <w:rFonts w:ascii="Times New Roman" w:hAnsi="Times New Roman" w:cs="Times New Roman"/>
               </w:rPr>
               <w:t>Hướng dẫn sử dụng</w:t>
             </w:r>
@@ -12502,13 +11381,11 @@
             <w:pPr>
               <w:rPr>
                 <w:rFonts w:ascii="Times New Roman" w:hAnsi="Times New Roman" w:cs="Times New Roman"/>
-                <w:lang/>
-              </w:rPr>
-            </w:pPr>
-            <w:r>
-              <w:rPr>
-                <w:rFonts w:ascii="Times New Roman" w:hAnsi="Times New Roman" w:cs="Times New Roman"/>
-                <w:lang/>
+              </w:rPr>
+            </w:pPr>
+            <w:r>
+              <w:rPr>
+                <w:rFonts w:ascii="Times New Roman" w:hAnsi="Times New Roman" w:cs="Times New Roman"/>
               </w:rPr>
               <w:t>Soạn tài liệu hướng dẫn thao tác cho người dùng kho và quản trị viên.</w:t>
             </w:r>
@@ -12525,13 +11402,11 @@
             <w:pPr>
               <w:rPr>
                 <w:rFonts w:ascii="Times New Roman" w:hAnsi="Times New Roman" w:cs="Times New Roman"/>
-                <w:lang/>
-              </w:rPr>
-            </w:pPr>
-            <w:r>
-              <w:rPr>
-                <w:rFonts w:ascii="Times New Roman" w:hAnsi="Times New Roman" w:cs="Times New Roman"/>
-                <w:lang/>
+              </w:rPr>
+            </w:pPr>
+            <w:r>
+              <w:rPr>
+                <w:rFonts w:ascii="Times New Roman" w:hAnsi="Times New Roman" w:cs="Times New Roman"/>
               </w:rPr>
               <w:t>3</w:t>
             </w:r>
@@ -12546,13 +11421,11 @@
             <w:pPr>
               <w:rPr>
                 <w:rFonts w:ascii="Times New Roman" w:hAnsi="Times New Roman" w:cs="Times New Roman"/>
-                <w:lang/>
-              </w:rPr>
-            </w:pPr>
-            <w:r>
-              <w:rPr>
-                <w:rFonts w:ascii="Times New Roman" w:hAnsi="Times New Roman" w:cs="Times New Roman"/>
-                <w:lang/>
+              </w:rPr>
+            </w:pPr>
+            <w:r>
+              <w:rPr>
+                <w:rFonts w:ascii="Times New Roman" w:hAnsi="Times New Roman" w:cs="Times New Roman"/>
               </w:rPr>
               <w:t>1.3.9</w:t>
             </w:r>
@@ -12567,13 +11440,11 @@
             <w:pPr>
               <w:rPr>
                 <w:rFonts w:ascii="Times New Roman" w:hAnsi="Times New Roman" w:cs="Times New Roman"/>
-                <w:lang/>
-              </w:rPr>
-            </w:pPr>
-            <w:r>
-              <w:rPr>
-                <w:rFonts w:ascii="Times New Roman" w:hAnsi="Times New Roman" w:cs="Times New Roman"/>
-                <w:lang/>
+              </w:rPr>
+            </w:pPr>
+            <w:r>
+              <w:rPr>
+                <w:rFonts w:ascii="Times New Roman" w:hAnsi="Times New Roman" w:cs="Times New Roman"/>
               </w:rPr>
               <w:t>Vận hành chính thức</w:t>
             </w:r>
@@ -12588,13 +11459,11 @@
             <w:pPr>
               <w:rPr>
                 <w:rFonts w:ascii="Times New Roman" w:hAnsi="Times New Roman" w:cs="Times New Roman"/>
-                <w:lang/>
-              </w:rPr>
-            </w:pPr>
-            <w:r>
-              <w:rPr>
-                <w:rFonts w:ascii="Times New Roman" w:hAnsi="Times New Roman" w:cs="Times New Roman"/>
-                <w:lang/>
+              </w:rPr>
+            </w:pPr>
+            <w:r>
+              <w:rPr>
+                <w:rFonts w:ascii="Times New Roman" w:hAnsi="Times New Roman" w:cs="Times New Roman"/>
               </w:rPr>
               <w:t>Đưa hệ thống vào chạy thực tế (Go Live).</w:t>
             </w:r>
@@ -12611,13 +11480,11 @@
             <w:pPr>
               <w:rPr>
                 <w:rFonts w:ascii="Times New Roman" w:hAnsi="Times New Roman" w:cs="Times New Roman"/>
-                <w:lang/>
-              </w:rPr>
-            </w:pPr>
-            <w:r>
-              <w:rPr>
-                <w:rFonts w:ascii="Times New Roman" w:hAnsi="Times New Roman" w:cs="Times New Roman"/>
-                <w:lang/>
+              </w:rPr>
+            </w:pPr>
+            <w:r>
+              <w:rPr>
+                <w:rFonts w:ascii="Times New Roman" w:hAnsi="Times New Roman" w:cs="Times New Roman"/>
               </w:rPr>
               <w:t>2</w:t>
             </w:r>
@@ -12632,13 +11499,11 @@
             <w:pPr>
               <w:rPr>
                 <w:rFonts w:ascii="Times New Roman" w:hAnsi="Times New Roman" w:cs="Times New Roman"/>
-                <w:lang/>
-              </w:rPr>
-            </w:pPr>
-            <w:r>
-              <w:rPr>
-                <w:rFonts w:ascii="Times New Roman" w:hAnsi="Times New Roman" w:cs="Times New Roman"/>
-                <w:lang/>
+              </w:rPr>
+            </w:pPr>
+            <w:r>
+              <w:rPr>
+                <w:rFonts w:ascii="Times New Roman" w:hAnsi="Times New Roman" w:cs="Times New Roman"/>
               </w:rPr>
               <w:t>1.4</w:t>
             </w:r>
@@ -12653,7 +11518,6 @@
             <w:pPr>
               <w:rPr>
                 <w:rFonts w:ascii="Times New Roman" w:hAnsi="Times New Roman" w:cs="Times New Roman"/>
-                <w:lang/>
               </w:rPr>
             </w:pPr>
             <w:r>
@@ -12661,7 +11525,6 @@
                 <w:rFonts w:ascii="Times New Roman" w:hAnsi="Times New Roman" w:cs="Times New Roman"/>
                 <w:b/>
                 <w:bCs/>
-                <w:lang/>
               </w:rPr>
               <w:t>Kiểm soát</w:t>
             </w:r>
@@ -12676,13 +11539,11 @@
             <w:pPr>
               <w:rPr>
                 <w:rFonts w:ascii="Times New Roman" w:hAnsi="Times New Roman" w:cs="Times New Roman"/>
-                <w:lang/>
-              </w:rPr>
-            </w:pPr>
-            <w:r>
-              <w:rPr>
-                <w:rFonts w:ascii="Times New Roman" w:hAnsi="Times New Roman" w:cs="Times New Roman"/>
-                <w:lang/>
+              </w:rPr>
+            </w:pPr>
+            <w:r>
+              <w:rPr>
+                <w:rFonts w:ascii="Times New Roman" w:hAnsi="Times New Roman" w:cs="Times New Roman"/>
               </w:rPr>
               <w:t>Giám sát tiến độ, chất lượng và xử lý rủi ro trong quá trình thực hiện.</w:t>
             </w:r>
@@ -12699,13 +11560,11 @@
             <w:pPr>
               <w:rPr>
                 <w:rFonts w:ascii="Times New Roman" w:hAnsi="Times New Roman" w:cs="Times New Roman"/>
-                <w:lang/>
-              </w:rPr>
-            </w:pPr>
-            <w:r>
-              <w:rPr>
-                <w:rFonts w:ascii="Times New Roman" w:hAnsi="Times New Roman" w:cs="Times New Roman"/>
-                <w:lang/>
+              </w:rPr>
+            </w:pPr>
+            <w:r>
+              <w:rPr>
+                <w:rFonts w:ascii="Times New Roman" w:hAnsi="Times New Roman" w:cs="Times New Roman"/>
               </w:rPr>
               <w:t>3</w:t>
             </w:r>
@@ -12720,13 +11579,11 @@
             <w:pPr>
               <w:rPr>
                 <w:rFonts w:ascii="Times New Roman" w:hAnsi="Times New Roman" w:cs="Times New Roman"/>
-                <w:lang/>
-              </w:rPr>
-            </w:pPr>
-            <w:r>
-              <w:rPr>
-                <w:rFonts w:ascii="Times New Roman" w:hAnsi="Times New Roman" w:cs="Times New Roman"/>
-                <w:lang/>
+              </w:rPr>
+            </w:pPr>
+            <w:r>
+              <w:rPr>
+                <w:rFonts w:ascii="Times New Roman" w:hAnsi="Times New Roman" w:cs="Times New Roman"/>
               </w:rPr>
               <w:t>1.4.1</w:t>
             </w:r>
@@ -12741,13 +11598,11 @@
             <w:pPr>
               <w:rPr>
                 <w:rFonts w:ascii="Times New Roman" w:hAnsi="Times New Roman" w:cs="Times New Roman"/>
-                <w:lang/>
-              </w:rPr>
-            </w:pPr>
-            <w:r>
-              <w:rPr>
-                <w:rFonts w:ascii="Times New Roman" w:hAnsi="Times New Roman" w:cs="Times New Roman"/>
-                <w:lang/>
+              </w:rPr>
+            </w:pPr>
+            <w:r>
+              <w:rPr>
+                <w:rFonts w:ascii="Times New Roman" w:hAnsi="Times New Roman" w:cs="Times New Roman"/>
               </w:rPr>
               <w:t>Quản lý tiến độ</w:t>
             </w:r>
@@ -12762,13 +11617,11 @@
             <w:pPr>
               <w:rPr>
                 <w:rFonts w:ascii="Times New Roman" w:hAnsi="Times New Roman" w:cs="Times New Roman"/>
-                <w:lang/>
-              </w:rPr>
-            </w:pPr>
-            <w:r>
-              <w:rPr>
-                <w:rFonts w:ascii="Times New Roman" w:hAnsi="Times New Roman" w:cs="Times New Roman"/>
-                <w:lang/>
+              </w:rPr>
+            </w:pPr>
+            <w:r>
+              <w:rPr>
+                <w:rFonts w:ascii="Times New Roman" w:hAnsi="Times New Roman" w:cs="Times New Roman"/>
               </w:rPr>
               <w:t>Theo dõi tiến độ qua GitHub, báo cáo tuần, cập nhật task hoàn thành.</w:t>
             </w:r>
@@ -12785,13 +11638,11 @@
             <w:pPr>
               <w:rPr>
                 <w:rFonts w:ascii="Times New Roman" w:hAnsi="Times New Roman" w:cs="Times New Roman"/>
-                <w:lang/>
-              </w:rPr>
-            </w:pPr>
-            <w:r>
-              <w:rPr>
-                <w:rFonts w:ascii="Times New Roman" w:hAnsi="Times New Roman" w:cs="Times New Roman"/>
-                <w:lang/>
+              </w:rPr>
+            </w:pPr>
+            <w:r>
+              <w:rPr>
+                <w:rFonts w:ascii="Times New Roman" w:hAnsi="Times New Roman" w:cs="Times New Roman"/>
               </w:rPr>
               <w:t>3</w:t>
             </w:r>
@@ -12806,13 +11657,11 @@
             <w:pPr>
               <w:rPr>
                 <w:rFonts w:ascii="Times New Roman" w:hAnsi="Times New Roman" w:cs="Times New Roman"/>
-                <w:lang/>
-              </w:rPr>
-            </w:pPr>
-            <w:r>
-              <w:rPr>
-                <w:rFonts w:ascii="Times New Roman" w:hAnsi="Times New Roman" w:cs="Times New Roman"/>
-                <w:lang/>
+              </w:rPr>
+            </w:pPr>
+            <w:r>
+              <w:rPr>
+                <w:rFonts w:ascii="Times New Roman" w:hAnsi="Times New Roman" w:cs="Times New Roman"/>
               </w:rPr>
               <w:t>1.4.2</w:t>
             </w:r>
@@ -12827,13 +11676,11 @@
             <w:pPr>
               <w:rPr>
                 <w:rFonts w:ascii="Times New Roman" w:hAnsi="Times New Roman" w:cs="Times New Roman"/>
-                <w:lang/>
-              </w:rPr>
-            </w:pPr>
-            <w:r>
-              <w:rPr>
-                <w:rFonts w:ascii="Times New Roman" w:hAnsi="Times New Roman" w:cs="Times New Roman"/>
-                <w:lang/>
+              </w:rPr>
+            </w:pPr>
+            <w:r>
+              <w:rPr>
+                <w:rFonts w:ascii="Times New Roman" w:hAnsi="Times New Roman" w:cs="Times New Roman"/>
               </w:rPr>
               <w:t>Họp nhóm định kỳ</w:t>
             </w:r>
@@ -12848,13 +11695,11 @@
             <w:pPr>
               <w:rPr>
                 <w:rFonts w:ascii="Times New Roman" w:hAnsi="Times New Roman" w:cs="Times New Roman"/>
-                <w:lang/>
-              </w:rPr>
-            </w:pPr>
-            <w:r>
-              <w:rPr>
-                <w:rFonts w:ascii="Times New Roman" w:hAnsi="Times New Roman" w:cs="Times New Roman"/>
-                <w:lang/>
+              </w:rPr>
+            </w:pPr>
+            <w:r>
+              <w:rPr>
+                <w:rFonts w:ascii="Times New Roman" w:hAnsi="Times New Roman" w:cs="Times New Roman"/>
               </w:rPr>
               <w:t>Báo cáo tiến độ, nhận phản hồi từ giảng viên.</w:t>
             </w:r>
@@ -12871,13 +11716,11 @@
             <w:pPr>
               <w:rPr>
                 <w:rFonts w:ascii="Times New Roman" w:hAnsi="Times New Roman" w:cs="Times New Roman"/>
-                <w:lang/>
-              </w:rPr>
-            </w:pPr>
-            <w:r>
-              <w:rPr>
-                <w:rFonts w:ascii="Times New Roman" w:hAnsi="Times New Roman" w:cs="Times New Roman"/>
-                <w:lang/>
+              </w:rPr>
+            </w:pPr>
+            <w:r>
+              <w:rPr>
+                <w:rFonts w:ascii="Times New Roman" w:hAnsi="Times New Roman" w:cs="Times New Roman"/>
               </w:rPr>
               <w:t>3</w:t>
             </w:r>
@@ -12892,13 +11735,11 @@
             <w:pPr>
               <w:rPr>
                 <w:rFonts w:ascii="Times New Roman" w:hAnsi="Times New Roman" w:cs="Times New Roman"/>
-                <w:lang/>
-              </w:rPr>
-            </w:pPr>
-            <w:r>
-              <w:rPr>
-                <w:rFonts w:ascii="Times New Roman" w:hAnsi="Times New Roman" w:cs="Times New Roman"/>
-                <w:lang/>
+              </w:rPr>
+            </w:pPr>
+            <w:r>
+              <w:rPr>
+                <w:rFonts w:ascii="Times New Roman" w:hAnsi="Times New Roman" w:cs="Times New Roman"/>
               </w:rPr>
               <w:t>1.4.3</w:t>
             </w:r>
@@ -12913,13 +11754,11 @@
             <w:pPr>
               <w:rPr>
                 <w:rFonts w:ascii="Times New Roman" w:hAnsi="Times New Roman" w:cs="Times New Roman"/>
-                <w:lang/>
-              </w:rPr>
-            </w:pPr>
-            <w:r>
-              <w:rPr>
-                <w:rFonts w:ascii="Times New Roman" w:hAnsi="Times New Roman" w:cs="Times New Roman"/>
-                <w:lang/>
+              </w:rPr>
+            </w:pPr>
+            <w:r>
+              <w:rPr>
+                <w:rFonts w:ascii="Times New Roman" w:hAnsi="Times New Roman" w:cs="Times New Roman"/>
               </w:rPr>
               <w:t>Quản lý rủi ro</w:t>
             </w:r>
@@ -12934,13 +11773,11 @@
             <w:pPr>
               <w:rPr>
                 <w:rFonts w:ascii="Times New Roman" w:hAnsi="Times New Roman" w:cs="Times New Roman"/>
-                <w:lang/>
-              </w:rPr>
-            </w:pPr>
-            <w:r>
-              <w:rPr>
-                <w:rFonts w:ascii="Times New Roman" w:hAnsi="Times New Roman" w:cs="Times New Roman"/>
-                <w:lang/>
+              </w:rPr>
+            </w:pPr>
+            <w:r>
+              <w:rPr>
+                <w:rFonts w:ascii="Times New Roman" w:hAnsi="Times New Roman" w:cs="Times New Roman"/>
               </w:rPr>
               <w:t>Phát hiện và xử lý lỗi kỹ thuật, trễ tiến độ, xung đột merge code.</w:t>
             </w:r>
@@ -12957,13 +11794,11 @@
             <w:pPr>
               <w:rPr>
                 <w:rFonts w:ascii="Times New Roman" w:hAnsi="Times New Roman" w:cs="Times New Roman"/>
-                <w:lang/>
-              </w:rPr>
-            </w:pPr>
-            <w:r>
-              <w:rPr>
-                <w:rFonts w:ascii="Times New Roman" w:hAnsi="Times New Roman" w:cs="Times New Roman"/>
-                <w:lang/>
+              </w:rPr>
+            </w:pPr>
+            <w:r>
+              <w:rPr>
+                <w:rFonts w:ascii="Times New Roman" w:hAnsi="Times New Roman" w:cs="Times New Roman"/>
               </w:rPr>
               <w:t>3</w:t>
             </w:r>
@@ -12978,13 +11813,11 @@
             <w:pPr>
               <w:rPr>
                 <w:rFonts w:ascii="Times New Roman" w:hAnsi="Times New Roman" w:cs="Times New Roman"/>
-                <w:lang/>
-              </w:rPr>
-            </w:pPr>
-            <w:r>
-              <w:rPr>
-                <w:rFonts w:ascii="Times New Roman" w:hAnsi="Times New Roman" w:cs="Times New Roman"/>
-                <w:lang/>
+              </w:rPr>
+            </w:pPr>
+            <w:r>
+              <w:rPr>
+                <w:rFonts w:ascii="Times New Roman" w:hAnsi="Times New Roman" w:cs="Times New Roman"/>
               </w:rPr>
               <w:t>1.4.4</w:t>
             </w:r>
@@ -12999,13 +11832,11 @@
             <w:pPr>
               <w:rPr>
                 <w:rFonts w:ascii="Times New Roman" w:hAnsi="Times New Roman" w:cs="Times New Roman"/>
-                <w:lang/>
-              </w:rPr>
-            </w:pPr>
-            <w:r>
-              <w:rPr>
-                <w:rFonts w:ascii="Times New Roman" w:hAnsi="Times New Roman" w:cs="Times New Roman"/>
-                <w:lang/>
+              </w:rPr>
+            </w:pPr>
+            <w:r>
+              <w:rPr>
+                <w:rFonts w:ascii="Times New Roman" w:hAnsi="Times New Roman" w:cs="Times New Roman"/>
               </w:rPr>
               <w:t>Cập nhật kế hoạch</w:t>
             </w:r>
@@ -13020,13 +11851,11 @@
             <w:pPr>
               <w:rPr>
                 <w:rFonts w:ascii="Times New Roman" w:hAnsi="Times New Roman" w:cs="Times New Roman"/>
-                <w:lang/>
-              </w:rPr>
-            </w:pPr>
-            <w:r>
-              <w:rPr>
-                <w:rFonts w:ascii="Times New Roman" w:hAnsi="Times New Roman" w:cs="Times New Roman"/>
-                <w:lang/>
+              </w:rPr>
+            </w:pPr>
+            <w:r>
+              <w:rPr>
+                <w:rFonts w:ascii="Times New Roman" w:hAnsi="Times New Roman" w:cs="Times New Roman"/>
               </w:rPr>
               <w:t>Điều chỉnh timeline và phạm vi khi có thay đổi yêu cầu.</w:t>
             </w:r>
@@ -13043,13 +11872,11 @@
             <w:pPr>
               <w:rPr>
                 <w:rFonts w:ascii="Times New Roman" w:hAnsi="Times New Roman" w:cs="Times New Roman"/>
-                <w:lang/>
-              </w:rPr>
-            </w:pPr>
-            <w:r>
-              <w:rPr>
-                <w:rFonts w:ascii="Times New Roman" w:hAnsi="Times New Roman" w:cs="Times New Roman"/>
-                <w:lang/>
+              </w:rPr>
+            </w:pPr>
+            <w:r>
+              <w:rPr>
+                <w:rFonts w:ascii="Times New Roman" w:hAnsi="Times New Roman" w:cs="Times New Roman"/>
               </w:rPr>
               <w:t>2</w:t>
             </w:r>
@@ -13064,13 +11891,11 @@
             <w:pPr>
               <w:rPr>
                 <w:rFonts w:ascii="Times New Roman" w:hAnsi="Times New Roman" w:cs="Times New Roman"/>
-                <w:lang/>
-              </w:rPr>
-            </w:pPr>
-            <w:r>
-              <w:rPr>
-                <w:rFonts w:ascii="Times New Roman" w:hAnsi="Times New Roman" w:cs="Times New Roman"/>
-                <w:lang/>
+              </w:rPr>
+            </w:pPr>
+            <w:r>
+              <w:rPr>
+                <w:rFonts w:ascii="Times New Roman" w:hAnsi="Times New Roman" w:cs="Times New Roman"/>
               </w:rPr>
               <w:t>1.5</w:t>
             </w:r>
@@ -13085,7 +11910,6 @@
             <w:pPr>
               <w:rPr>
                 <w:rFonts w:ascii="Times New Roman" w:hAnsi="Times New Roman" w:cs="Times New Roman"/>
-                <w:lang/>
               </w:rPr>
             </w:pPr>
             <w:r>
@@ -13093,7 +11917,6 @@
                 <w:rFonts w:ascii="Times New Roman" w:hAnsi="Times New Roman" w:cs="Times New Roman"/>
                 <w:b/>
                 <w:bCs/>
-                <w:lang/>
               </w:rPr>
               <w:t>Kết thúc</w:t>
             </w:r>
@@ -13108,13 +11931,11 @@
             <w:pPr>
               <w:rPr>
                 <w:rFonts w:ascii="Times New Roman" w:hAnsi="Times New Roman" w:cs="Times New Roman"/>
-                <w:lang/>
-              </w:rPr>
-            </w:pPr>
-            <w:r>
-              <w:rPr>
-                <w:rFonts w:ascii="Times New Roman" w:hAnsi="Times New Roman" w:cs="Times New Roman"/>
-                <w:lang/>
+              </w:rPr>
+            </w:pPr>
+            <w:r>
+              <w:rPr>
+                <w:rFonts w:ascii="Times New Roman" w:hAnsi="Times New Roman" w:cs="Times New Roman"/>
               </w:rPr>
               <w:t>Hoàn thiện sản phẩm, nghiệm thu và lưu trữ.</w:t>
             </w:r>
@@ -13131,13 +11952,11 @@
             <w:pPr>
               <w:rPr>
                 <w:rFonts w:ascii="Times New Roman" w:hAnsi="Times New Roman" w:cs="Times New Roman"/>
-                <w:lang/>
-              </w:rPr>
-            </w:pPr>
-            <w:r>
-              <w:rPr>
-                <w:rFonts w:ascii="Times New Roman" w:hAnsi="Times New Roman" w:cs="Times New Roman"/>
-                <w:lang/>
+              </w:rPr>
+            </w:pPr>
+            <w:r>
+              <w:rPr>
+                <w:rFonts w:ascii="Times New Roman" w:hAnsi="Times New Roman" w:cs="Times New Roman"/>
               </w:rPr>
               <w:t>3</w:t>
             </w:r>
@@ -13152,13 +11971,11 @@
             <w:pPr>
               <w:rPr>
                 <w:rFonts w:ascii="Times New Roman" w:hAnsi="Times New Roman" w:cs="Times New Roman"/>
-                <w:lang/>
-              </w:rPr>
-            </w:pPr>
-            <w:r>
-              <w:rPr>
-                <w:rFonts w:ascii="Times New Roman" w:hAnsi="Times New Roman" w:cs="Times New Roman"/>
-                <w:lang/>
+              </w:rPr>
+            </w:pPr>
+            <w:r>
+              <w:rPr>
+                <w:rFonts w:ascii="Times New Roman" w:hAnsi="Times New Roman" w:cs="Times New Roman"/>
               </w:rPr>
               <w:t>1.5.1</w:t>
             </w:r>
@@ -13173,13 +11990,11 @@
             <w:pPr>
               <w:rPr>
                 <w:rFonts w:ascii="Times New Roman" w:hAnsi="Times New Roman" w:cs="Times New Roman"/>
-                <w:lang/>
-              </w:rPr>
-            </w:pPr>
-            <w:r>
-              <w:rPr>
-                <w:rFonts w:ascii="Times New Roman" w:hAnsi="Times New Roman" w:cs="Times New Roman"/>
-                <w:lang/>
+              </w:rPr>
+            </w:pPr>
+            <w:r>
+              <w:rPr>
+                <w:rFonts w:ascii="Times New Roman" w:hAnsi="Times New Roman" w:cs="Times New Roman"/>
               </w:rPr>
               <w:t>Nghiệm thu sản phẩm</w:t>
             </w:r>
@@ -13194,13 +12009,11 @@
             <w:pPr>
               <w:rPr>
                 <w:rFonts w:ascii="Times New Roman" w:hAnsi="Times New Roman" w:cs="Times New Roman"/>
-                <w:lang/>
-              </w:rPr>
-            </w:pPr>
-            <w:r>
-              <w:rPr>
-                <w:rFonts w:ascii="Times New Roman" w:hAnsi="Times New Roman" w:cs="Times New Roman"/>
-                <w:lang/>
+              </w:rPr>
+            </w:pPr>
+            <w:r>
+              <w:rPr>
+                <w:rFonts w:ascii="Times New Roman" w:hAnsi="Times New Roman" w:cs="Times New Roman"/>
               </w:rPr>
               <w:t>Giảng viên kiểm tra, đánh giá và xác nhận chất lượng ứng dụng.</w:t>
             </w:r>
@@ -13217,13 +12030,11 @@
             <w:pPr>
               <w:rPr>
                 <w:rFonts w:ascii="Times New Roman" w:hAnsi="Times New Roman" w:cs="Times New Roman"/>
-                <w:lang/>
-              </w:rPr>
-            </w:pPr>
-            <w:r>
-              <w:rPr>
-                <w:rFonts w:ascii="Times New Roman" w:hAnsi="Times New Roman" w:cs="Times New Roman"/>
-                <w:lang/>
+              </w:rPr>
+            </w:pPr>
+            <w:r>
+              <w:rPr>
+                <w:rFonts w:ascii="Times New Roman" w:hAnsi="Times New Roman" w:cs="Times New Roman"/>
               </w:rPr>
               <w:t>3</w:t>
             </w:r>
@@ -13238,13 +12049,11 @@
             <w:pPr>
               <w:rPr>
                 <w:rFonts w:ascii="Times New Roman" w:hAnsi="Times New Roman" w:cs="Times New Roman"/>
-                <w:lang/>
-              </w:rPr>
-            </w:pPr>
-            <w:r>
-              <w:rPr>
-                <w:rFonts w:ascii="Times New Roman" w:hAnsi="Times New Roman" w:cs="Times New Roman"/>
-                <w:lang/>
+              </w:rPr>
+            </w:pPr>
+            <w:r>
+              <w:rPr>
+                <w:rFonts w:ascii="Times New Roman" w:hAnsi="Times New Roman" w:cs="Times New Roman"/>
               </w:rPr>
               <w:t>1.5.2</w:t>
             </w:r>
@@ -13259,13 +12068,11 @@
             <w:pPr>
               <w:rPr>
                 <w:rFonts w:ascii="Times New Roman" w:hAnsi="Times New Roman" w:cs="Times New Roman"/>
-                <w:lang/>
-              </w:rPr>
-            </w:pPr>
-            <w:r>
-              <w:rPr>
-                <w:rFonts w:ascii="Times New Roman" w:hAnsi="Times New Roman" w:cs="Times New Roman"/>
-                <w:lang/>
+              </w:rPr>
+            </w:pPr>
+            <w:r>
+              <w:rPr>
+                <w:rFonts w:ascii="Times New Roman" w:hAnsi="Times New Roman" w:cs="Times New Roman"/>
               </w:rPr>
               <w:t>Tổng kết dự án</w:t>
             </w:r>
@@ -13280,13 +12087,11 @@
             <w:pPr>
               <w:rPr>
                 <w:rFonts w:ascii="Times New Roman" w:hAnsi="Times New Roman" w:cs="Times New Roman"/>
-                <w:lang/>
-              </w:rPr>
-            </w:pPr>
-            <w:r>
-              <w:rPr>
-                <w:rFonts w:ascii="Times New Roman" w:hAnsi="Times New Roman" w:cs="Times New Roman"/>
-                <w:lang/>
+              </w:rPr>
+            </w:pPr>
+            <w:r>
+              <w:rPr>
+                <w:rFonts w:ascii="Times New Roman" w:hAnsi="Times New Roman" w:cs="Times New Roman"/>
               </w:rPr>
               <w:t>Rút ra bài học kinh nghiệm, đánh giá quy trình phát triển.</w:t>
             </w:r>
@@ -13303,13 +12108,11 @@
             <w:pPr>
               <w:rPr>
                 <w:rFonts w:ascii="Times New Roman" w:hAnsi="Times New Roman" w:cs="Times New Roman"/>
-                <w:lang/>
-              </w:rPr>
-            </w:pPr>
-            <w:r>
-              <w:rPr>
-                <w:rFonts w:ascii="Times New Roman" w:hAnsi="Times New Roman" w:cs="Times New Roman"/>
-                <w:lang/>
+              </w:rPr>
+            </w:pPr>
+            <w:r>
+              <w:rPr>
+                <w:rFonts w:ascii="Times New Roman" w:hAnsi="Times New Roman" w:cs="Times New Roman"/>
               </w:rPr>
               <w:t>3</w:t>
             </w:r>
@@ -13324,13 +12127,11 @@
             <w:pPr>
               <w:rPr>
                 <w:rFonts w:ascii="Times New Roman" w:hAnsi="Times New Roman" w:cs="Times New Roman"/>
-                <w:lang/>
-              </w:rPr>
-            </w:pPr>
-            <w:r>
-              <w:rPr>
-                <w:rFonts w:ascii="Times New Roman" w:hAnsi="Times New Roman" w:cs="Times New Roman"/>
-                <w:lang/>
+              </w:rPr>
+            </w:pPr>
+            <w:r>
+              <w:rPr>
+                <w:rFonts w:ascii="Times New Roman" w:hAnsi="Times New Roman" w:cs="Times New Roman"/>
               </w:rPr>
               <w:t>1.5.3</w:t>
             </w:r>
@@ -13345,13 +12146,11 @@
             <w:pPr>
               <w:rPr>
                 <w:rFonts w:ascii="Times New Roman" w:hAnsi="Times New Roman" w:cs="Times New Roman"/>
-                <w:lang/>
-              </w:rPr>
-            </w:pPr>
-            <w:r>
-              <w:rPr>
-                <w:rFonts w:ascii="Times New Roman" w:hAnsi="Times New Roman" w:cs="Times New Roman"/>
-                <w:lang/>
+              </w:rPr>
+            </w:pPr>
+            <w:r>
+              <w:rPr>
+                <w:rFonts w:ascii="Times New Roman" w:hAnsi="Times New Roman" w:cs="Times New Roman"/>
               </w:rPr>
               <w:t>Cập nhật hồ sơ tài liệu</w:t>
             </w:r>
@@ -13366,13 +12165,11 @@
             <w:pPr>
               <w:rPr>
                 <w:rFonts w:ascii="Times New Roman" w:hAnsi="Times New Roman" w:cs="Times New Roman"/>
-                <w:lang/>
-              </w:rPr>
-            </w:pPr>
-            <w:r>
-              <w:rPr>
-                <w:rFonts w:ascii="Times New Roman" w:hAnsi="Times New Roman" w:cs="Times New Roman"/>
-                <w:lang/>
+              </w:rPr>
+            </w:pPr>
+            <w:r>
+              <w:rPr>
+                <w:rFonts w:ascii="Times New Roman" w:hAnsi="Times New Roman" w:cs="Times New Roman"/>
               </w:rPr>
               <w:t>Hoàn thiện báo cáo, biểu đồ ERD, mã nguồn và hướng dẫn cài đặt.</w:t>
             </w:r>
@@ -13389,13 +12186,11 @@
             <w:pPr>
               <w:rPr>
                 <w:rFonts w:ascii="Times New Roman" w:hAnsi="Times New Roman" w:cs="Times New Roman"/>
-                <w:lang/>
-              </w:rPr>
-            </w:pPr>
-            <w:r>
-              <w:rPr>
-                <w:rFonts w:ascii="Times New Roman" w:hAnsi="Times New Roman" w:cs="Times New Roman"/>
-                <w:lang/>
+              </w:rPr>
+            </w:pPr>
+            <w:r>
+              <w:rPr>
+                <w:rFonts w:ascii="Times New Roman" w:hAnsi="Times New Roman" w:cs="Times New Roman"/>
               </w:rPr>
               <w:t>3</w:t>
             </w:r>
@@ -13410,13 +12205,11 @@
             <w:pPr>
               <w:rPr>
                 <w:rFonts w:ascii="Times New Roman" w:hAnsi="Times New Roman" w:cs="Times New Roman"/>
-                <w:lang/>
-              </w:rPr>
-            </w:pPr>
-            <w:r>
-              <w:rPr>
-                <w:rFonts w:ascii="Times New Roman" w:hAnsi="Times New Roman" w:cs="Times New Roman"/>
-                <w:lang/>
+              </w:rPr>
+            </w:pPr>
+            <w:r>
+              <w:rPr>
+                <w:rFonts w:ascii="Times New Roman" w:hAnsi="Times New Roman" w:cs="Times New Roman"/>
               </w:rPr>
               <w:t>1.5.4</w:t>
             </w:r>
@@ -13431,13 +12224,11 @@
             <w:pPr>
               <w:rPr>
                 <w:rFonts w:ascii="Times New Roman" w:hAnsi="Times New Roman" w:cs="Times New Roman"/>
-                <w:lang/>
-              </w:rPr>
-            </w:pPr>
-            <w:r>
-              <w:rPr>
-                <w:rFonts w:ascii="Times New Roman" w:hAnsi="Times New Roman" w:cs="Times New Roman"/>
-                <w:lang/>
+              </w:rPr>
+            </w:pPr>
+            <w:r>
+              <w:rPr>
+                <w:rFonts w:ascii="Times New Roman" w:hAnsi="Times New Roman" w:cs="Times New Roman"/>
               </w:rPr>
               <w:t>Xác nhận nghiệm thu</w:t>
             </w:r>
@@ -13452,13 +12243,11 @@
             <w:pPr>
               <w:rPr>
                 <w:rFonts w:ascii="Times New Roman" w:hAnsi="Times New Roman" w:cs="Times New Roman"/>
-                <w:lang/>
-              </w:rPr>
-            </w:pPr>
-            <w:r>
-              <w:rPr>
-                <w:rFonts w:ascii="Times New Roman" w:hAnsi="Times New Roman" w:cs="Times New Roman"/>
-                <w:lang/>
+              </w:rPr>
+            </w:pPr>
+            <w:r>
+              <w:rPr>
+                <w:rFonts w:ascii="Times New Roman" w:hAnsi="Times New Roman" w:cs="Times New Roman"/>
               </w:rPr>
               <w:t>Giảng viên ký xác nhận hoàn thành dự án.</w:t>
             </w:r>
@@ -13475,13 +12264,11 @@
             <w:pPr>
               <w:rPr>
                 <w:rFonts w:ascii="Times New Roman" w:hAnsi="Times New Roman" w:cs="Times New Roman"/>
-                <w:lang/>
-              </w:rPr>
-            </w:pPr>
-            <w:r>
-              <w:rPr>
-                <w:rFonts w:ascii="Times New Roman" w:hAnsi="Times New Roman" w:cs="Times New Roman"/>
-                <w:lang/>
+              </w:rPr>
+            </w:pPr>
+            <w:r>
+              <w:rPr>
+                <w:rFonts w:ascii="Times New Roman" w:hAnsi="Times New Roman" w:cs="Times New Roman"/>
               </w:rPr>
               <w:t>3</w:t>
             </w:r>
@@ -13496,13 +12283,11 @@
             <w:pPr>
               <w:rPr>
                 <w:rFonts w:ascii="Times New Roman" w:hAnsi="Times New Roman" w:cs="Times New Roman"/>
-                <w:lang/>
-              </w:rPr>
-            </w:pPr>
-            <w:r>
-              <w:rPr>
-                <w:rFonts w:ascii="Times New Roman" w:hAnsi="Times New Roman" w:cs="Times New Roman"/>
-                <w:lang/>
+              </w:rPr>
+            </w:pPr>
+            <w:r>
+              <w:rPr>
+                <w:rFonts w:ascii="Times New Roman" w:hAnsi="Times New Roman" w:cs="Times New Roman"/>
               </w:rPr>
               <w:t>1.5.5</w:t>
             </w:r>
@@ -13517,13 +12302,11 @@
             <w:pPr>
               <w:rPr>
                 <w:rFonts w:ascii="Times New Roman" w:hAnsi="Times New Roman" w:cs="Times New Roman"/>
-                <w:lang/>
-              </w:rPr>
-            </w:pPr>
-            <w:r>
-              <w:rPr>
-                <w:rFonts w:ascii="Times New Roman" w:hAnsi="Times New Roman" w:cs="Times New Roman"/>
-                <w:lang/>
+              </w:rPr>
+            </w:pPr>
+            <w:r>
+              <w:rPr>
+                <w:rFonts w:ascii="Times New Roman" w:hAnsi="Times New Roman" w:cs="Times New Roman"/>
               </w:rPr>
               <w:t>Lưu trữ dự án</w:t>
             </w:r>
@@ -13538,13 +12321,11 @@
             <w:pPr>
               <w:rPr>
                 <w:rFonts w:ascii="Times New Roman" w:hAnsi="Times New Roman" w:cs="Times New Roman"/>
-                <w:lang/>
-              </w:rPr>
-            </w:pPr>
-            <w:r>
-              <w:rPr>
-                <w:rFonts w:ascii="Times New Roman" w:hAnsi="Times New Roman" w:cs="Times New Roman"/>
-                <w:lang/>
+              </w:rPr>
+            </w:pPr>
+            <w:r>
+              <w:rPr>
+                <w:rFonts w:ascii="Times New Roman" w:hAnsi="Times New Roman" w:cs="Times New Roman"/>
               </w:rPr>
               <w:t>Đưa toàn bộ mã nguồn, tài liệu và báo cáo lên GitHub.</w:t>
             </w:r>
@@ -13635,7 +12416,6 @@
                 <w:rFonts w:ascii="Times New Roman" w:hAnsi="Times New Roman" w:cs="Times New Roman"/>
                 <w:b/>
                 <w:bCs/>
-                <w:lang/>
               </w:rPr>
             </w:pPr>
             <w:r>
@@ -13643,7 +12423,6 @@
                 <w:rFonts w:ascii="Times New Roman" w:hAnsi="Times New Roman" w:cs="Times New Roman"/>
                 <w:b/>
                 <w:bCs/>
-                <w:lang/>
               </w:rPr>
               <w:t>Thuật ngữ</w:t>
             </w:r>
@@ -13661,7 +12440,6 @@
                 <w:rFonts w:ascii="Times New Roman" w:hAnsi="Times New Roman" w:cs="Times New Roman"/>
                 <w:b/>
                 <w:bCs/>
-                <w:lang/>
               </w:rPr>
             </w:pPr>
             <w:r>
@@ -13669,7 +12447,6 @@
                 <w:rFonts w:ascii="Times New Roman" w:hAnsi="Times New Roman" w:cs="Times New Roman"/>
                 <w:b/>
                 <w:bCs/>
-                <w:lang/>
               </w:rPr>
               <w:t>Định nghĩa (Tiếng Việt)</w:t>
             </w:r>
@@ -13687,7 +12464,6 @@
               <w:ind w:left="1980" w:hanging="1980"/>
               <w:rPr>
                 <w:rFonts w:ascii="Times New Roman" w:hAnsi="Times New Roman" w:cs="Times New Roman"/>
-                <w:lang/>
               </w:rPr>
             </w:pPr>
             <w:r>
@@ -13695,7 +12471,6 @@
                 <w:rFonts w:ascii="Times New Roman" w:hAnsi="Times New Roman" w:cs="Times New Roman"/>
                 <w:b/>
                 <w:bCs/>
-                <w:lang/>
               </w:rPr>
               <w:t>Level of Effort (Mức độ nỗ lực)</w:t>
             </w:r>
@@ -13711,13 +12486,11 @@
               <w:ind w:left="1980" w:hanging="1980"/>
               <w:rPr>
                 <w:rFonts w:ascii="Times New Roman" w:hAnsi="Times New Roman" w:cs="Times New Roman"/>
-                <w:lang/>
-              </w:rPr>
-            </w:pPr>
-            <w:r>
-              <w:rPr>
-                <w:rFonts w:ascii="Times New Roman" w:hAnsi="Times New Roman" w:cs="Times New Roman"/>
-                <w:lang/>
+              </w:rPr>
+            </w:pPr>
+            <w:r>
+              <w:rPr>
+                <w:rFonts w:ascii="Times New Roman" w:hAnsi="Times New Roman" w:cs="Times New Roman"/>
               </w:rPr>
               <w:t>Là lượng công việc (thời gian và nguồn lực) cần thiết để hoàn thành một nhiệm vụ hoặc hoạt động cụ thể.</w:t>
             </w:r>
@@ -13735,7 +12508,6 @@
               <w:ind w:left="1980" w:hanging="1980"/>
               <w:rPr>
                 <w:rFonts w:ascii="Times New Roman" w:hAnsi="Times New Roman" w:cs="Times New Roman"/>
-                <w:lang/>
               </w:rPr>
             </w:pPr>
             <w:r>
@@ -13743,7 +12515,6 @@
                 <w:rFonts w:ascii="Times New Roman" w:hAnsi="Times New Roman" w:cs="Times New Roman"/>
                 <w:b/>
                 <w:bCs/>
-                <w:lang/>
               </w:rPr>
               <w:t>WBS Code (Mã WBS)</w:t>
             </w:r>
@@ -13759,20 +12530,17 @@
               <w:ind w:left="1980" w:hanging="1980"/>
               <w:rPr>
                 <w:rFonts w:ascii="Times New Roman" w:hAnsi="Times New Roman" w:cs="Times New Roman"/>
-                <w:lang/>
-              </w:rPr>
-            </w:pPr>
-            <w:r>
-              <w:rPr>
-                <w:rFonts w:ascii="Times New Roman" w:hAnsi="Times New Roman" w:cs="Times New Roman"/>
-                <w:lang/>
+              </w:rPr>
+            </w:pPr>
+            <w:r>
+              <w:rPr>
+                <w:rFonts w:ascii="Times New Roman" w:hAnsi="Times New Roman" w:cs="Times New Roman"/>
               </w:rPr>
               <w:t xml:space="preserve">Là mã định danh duy nhất được gán cho mỗi phần tử trong cấu trúc phân rã công việc </w:t>
             </w:r>
             <w:r>
               <w:rPr>
                 <w:rFonts w:ascii="Times New Roman" w:hAnsi="Times New Roman" w:cs="Times New Roman"/>
-                <w:lang/>
               </w:rPr>
               <w:lastRenderedPageBreak/>
               <w:t>(WBS), giúp xác định vị trí phân cấp của phần tử đó trong toàn bộ WBS.</w:t>
@@ -13791,7 +12559,6 @@
               <w:ind w:left="1980" w:hanging="1980"/>
               <w:rPr>
                 <w:rFonts w:ascii="Times New Roman" w:hAnsi="Times New Roman" w:cs="Times New Roman"/>
-                <w:lang/>
               </w:rPr>
             </w:pPr>
             <w:r>
@@ -13799,7 +12566,6 @@
                 <w:rFonts w:ascii="Times New Roman" w:hAnsi="Times New Roman" w:cs="Times New Roman"/>
                 <w:b/>
                 <w:bCs/>
-                <w:lang/>
               </w:rPr>
               <w:lastRenderedPageBreak/>
               <w:t>Work Package (Gói công việc)</w:t>
@@ -13816,13 +12582,11 @@
               <w:ind w:left="1980" w:hanging="1980"/>
               <w:rPr>
                 <w:rFonts w:ascii="Times New Roman" w:hAnsi="Times New Roman" w:cs="Times New Roman"/>
-                <w:lang/>
-              </w:rPr>
-            </w:pPr>
-            <w:r>
-              <w:rPr>
-                <w:rFonts w:ascii="Times New Roman" w:hAnsi="Times New Roman" w:cs="Times New Roman"/>
-                <w:lang/>
+              </w:rPr>
+            </w:pPr>
+            <w:r>
+              <w:rPr>
+                <w:rFonts w:ascii="Times New Roman" w:hAnsi="Times New Roman" w:cs="Times New Roman"/>
               </w:rPr>
               <w:t>Là phần công việc hoặc sản phẩm bàn giao nằm ở cấp thấp nhất của một nhánh trong WBS. Đây là phần có thể được giao cho một nhóm hoặc cá nhân để thực hiện.</w:t>
             </w:r>
@@ -13840,7 +12604,6 @@
               <w:ind w:left="1980" w:hanging="1980"/>
               <w:rPr>
                 <w:rFonts w:ascii="Times New Roman" w:hAnsi="Times New Roman" w:cs="Times New Roman"/>
-                <w:lang/>
               </w:rPr>
             </w:pPr>
             <w:r>
@@ -13848,7 +12611,6 @@
                 <w:rFonts w:ascii="Times New Roman" w:hAnsi="Times New Roman" w:cs="Times New Roman"/>
                 <w:b/>
                 <w:bCs/>
-                <w:lang/>
               </w:rPr>
               <w:t>WBS Component (Thành phần WBS)</w:t>
             </w:r>
@@ -13864,13 +12626,11 @@
               <w:ind w:left="1980" w:hanging="1980"/>
               <w:rPr>
                 <w:rFonts w:ascii="Times New Roman" w:hAnsi="Times New Roman" w:cs="Times New Roman"/>
-                <w:lang/>
-              </w:rPr>
-            </w:pPr>
-            <w:r>
-              <w:rPr>
-                <w:rFonts w:ascii="Times New Roman" w:hAnsi="Times New Roman" w:cs="Times New Roman"/>
-                <w:lang/>
+              </w:rPr>
+            </w:pPr>
+            <w:r>
+              <w:rPr>
+                <w:rFonts w:ascii="Times New Roman" w:hAnsi="Times New Roman" w:cs="Times New Roman"/>
               </w:rPr>
               <w:t>Là bất kỳ thành phần nào của WBS ở mọi cấp độ. Nó có thể là một gói công việc (</w:t>
             </w:r>
@@ -13879,14 +12639,12 @@
                 <w:rFonts w:ascii="Times New Roman" w:hAnsi="Times New Roman" w:cs="Times New Roman"/>
                 <w:b/>
                 <w:bCs/>
-                <w:lang/>
               </w:rPr>
               <w:t>Work Package</w:t>
             </w:r>
             <w:r>
               <w:rPr>
                 <w:rFonts w:ascii="Times New Roman" w:hAnsi="Times New Roman" w:cs="Times New Roman"/>
-                <w:lang/>
               </w:rPr>
               <w:t>) hoặc một phần tử WBS (</w:t>
             </w:r>
@@ -13895,14 +12653,12 @@
                 <w:rFonts w:ascii="Times New Roman" w:hAnsi="Times New Roman" w:cs="Times New Roman"/>
                 <w:b/>
                 <w:bCs/>
-                <w:lang/>
               </w:rPr>
               <w:t>WBS Element</w:t>
             </w:r>
             <w:r>
               <w:rPr>
                 <w:rFonts w:ascii="Times New Roman" w:hAnsi="Times New Roman" w:cs="Times New Roman"/>
-                <w:lang/>
               </w:rPr>
               <w:t>).</w:t>
             </w:r>
@@ -13920,7 +12676,6 @@
               <w:ind w:left="1980" w:hanging="1980"/>
               <w:rPr>
                 <w:rFonts w:ascii="Times New Roman" w:hAnsi="Times New Roman" w:cs="Times New Roman"/>
-                <w:lang/>
               </w:rPr>
             </w:pPr>
             <w:r>
@@ -13928,7 +12683,6 @@
                 <w:rFonts w:ascii="Times New Roman" w:hAnsi="Times New Roman" w:cs="Times New Roman"/>
                 <w:b/>
                 <w:bCs/>
-                <w:lang/>
               </w:rPr>
               <w:t>WBS Element (Phần tử WBS)</w:t>
             </w:r>
@@ -13944,13 +12698,11 @@
               <w:ind w:left="1980" w:hanging="1980"/>
               <w:rPr>
                 <w:rFonts w:ascii="Times New Roman" w:hAnsi="Times New Roman" w:cs="Times New Roman"/>
-                <w:lang/>
-              </w:rPr>
-            </w:pPr>
-            <w:r>
-              <w:rPr>
-                <w:rFonts w:ascii="Times New Roman" w:hAnsi="Times New Roman" w:cs="Times New Roman"/>
-                <w:lang/>
+              </w:rPr>
+            </w:pPr>
+            <w:r>
+              <w:rPr>
+                <w:rFonts w:ascii="Times New Roman" w:hAnsi="Times New Roman" w:cs="Times New Roman"/>
               </w:rPr>
               <w:t>Là một thành phần riêng lẻ trong WBS cùng với các thuộc tính của nó, có thể nằm ở bất kỳ cấp độ nào. Một phần tử WBS có thể chứa công việc, hoặc chứa các phần tử WBS khác hay gói công việc.</w:t>
             </w:r>
@@ -15349,6 +14101,7 @@
   <w:style w:type="character" w:default="1" w:styleId="DefaultParagraphFont">
     <w:name w:val="Default Paragraph Font"/>
     <w:uiPriority w:val="1"/>
+    <w:semiHidden/>
     <w:unhideWhenUsed/>
   </w:style>
   <w:style w:type="table" w:default="1" w:styleId="TableNormal">
